--- a/spa/docx/38.content.docx
+++ b/spa/docx/38.content.docx
@@ -28,22 +28,6 @@
       </w:r>
     </w:p>
     <w:p>
-      <w:pPr>
-        <w:pStyle w:val="Heading2"/>
-      </w:pPr>
-      <w:r>
-        <w:rPr>
-          <w:lang w:val="es_ES" w:bidi="es_ES"/>
-        </w:rPr>
-        <w:t>License Information</w:t>
-      </w:r>
-      <w:r>
-        <w:rPr>
-          <w:lang w:val="es_ES" w:bidi="es_ES"/>
-        </w:rPr>
-      </w:r>
-    </w:p>
-    <w:p>
       <w:pPr/>
       <w:r>
         <w:rPr>
@@ -61,13 +45,7 @@
         <w:rPr>
           <w:lang w:val="es_ES" w:bidi="es_ES"/>
         </w:rPr>
-        <w:t xml:space="preserve"> (Spanish) is based on</w:t>
-      </w:r>
-      <w:r>
-        <w:rPr>
-          <w:lang w:val="es_ES" w:bidi="es_ES"/>
-        </w:rPr>
-        <w:t xml:space="preserve">: </w:t>
+        <w:t xml:space="preserve"> (Spanish) is based on: </w:t>
       </w:r>
       <w:r>
         <w:rPr>
@@ -188,19 +166,6 @@
       <w:pPr>
         <w:pStyle w:val="Heading2"/>
       </w:pPr>
-      <w:r>
-        <w:rPr>
-          <w:lang w:val="es_ES" w:bidi="es_ES"/>
-        </w:rPr>
-      </w:r>
-    </w:p>
-    <w:p>
-      <w:pPr/>
-      <w:r>
-        <w:rPr>
-          <w:lang w:val="es_ES" w:bidi="es_ES"/>
-        </w:rPr>
-      </w:r>
       <w:r>
         <w:rPr>
           <w:lang w:val="es_ES" w:bidi="es_ES"/>

--- a/spa/docx/38.content.docx
+++ b/spa/docx/38.content.docx
@@ -45,19 +45,7 @@
         <w:rPr>
           <w:lang w:val="es_ES" w:bidi="es_ES"/>
         </w:rPr>
-        <w:t xml:space="preserve"> (Spanish) is based on: </w:t>
-      </w:r>
-      <w:r>
-        <w:rPr>
-          <w:lang w:val="es_ES" w:bidi="es_ES"/>
-        </w:rPr>
-        <w:t>Reina Valera 1909</w:t>
-      </w:r>
-      <w:r>
-        <w:rPr>
-          <w:lang w:val="es_ES" w:bidi="es_ES"/>
-        </w:rPr>
-        <w:t xml:space="preserve">, </w:t>
+        <w:t xml:space="preserve"> © 1909 </w:t>
       </w:r>
       <w:hyperlink r:id="rId13">
         <w:r>
@@ -75,9 +63,9 @@
         <w:rPr>
           <w:lang w:val="es_ES" w:bidi="es_ES"/>
         </w:rPr>
-        <w:t xml:space="preserve">, None, which is licensed under a </w:t>
-      </w:r>
-      <w:hyperlink r:id="rId14">
+        <w:t xml:space="preserve">, licensed under a </w:t>
+      </w:r>
+      <w:hyperlink r:id="rId13">
         <w:r>
           <w:rPr>
             <w:lang w:val="es_ES" w:bidi="es_ES"/>
@@ -94,25 +82,6 @@
           <w:lang w:val="es_ES" w:bidi="es_ES"/>
         </w:rPr>
         <w:t>.</w:t>
-      </w:r>
-      <w:r>
-        <w:rPr>
-          <w:lang w:val="es_ES" w:bidi="es_ES"/>
-        </w:rPr>
-      </w:r>
-    </w:p>
-    <w:p>
-      <w:pPr/>
-      <w:r>
-        <w:rPr>
-          <w:lang w:val="es_ES" w:bidi="es_ES"/>
-        </w:rPr>
-      </w:r>
-      <w:r>
-        <w:rPr>
-          <w:lang w:val="es_ES" w:bidi="es_ES"/>
-        </w:rPr>
-        <w:t>This PDF version is provided under the same license.</w:t>
       </w:r>
       <w:r>
         <w:rPr>
@@ -212,14 +181,6 @@
       </w:pPr>
     </w:p>
     <w:p>
-      <w:pPr/>
-      <w:r>
-        <w:rPr>
-          <w:lang w:val="es_ES" w:bidi="es_ES"/>
-        </w:rPr>
-      </w:r>
-    </w:p>
-    <w:p>
       <w:pPr>
         <w:pStyle w:val="Heading2"/>
       </w:pPr>
@@ -227,7 +188,7 @@
         <w:rPr>
           <w:lang w:val="es_ES" w:bidi="es_ES"/>
         </w:rPr>
-        <w:t>Zechariah 1:1</w:t>
+        <w:t>Zacarías 1:1</w:t>
       </w:r>
       <w:r>
         <w:rPr>
@@ -255,24 +216,6 @@
         </w:rPr>
         <w:t xml:space="preserve"> EN el mes octavo, en el año segundo de Darío, fué palabra de Jehová á Zacarías profeta, hijo de Berechîas, hijo de Iddo, diciendo:</w:t>
       </w:r>
-      <w:r>
-        <w:rPr>
-          <w:lang w:val="es_ES" w:bidi="es_ES"/>
-        </w:rPr>
-      </w:r>
-      <w:r>
-        <w:rPr>
-          <w:lang w:val="es_ES" w:bidi="es_ES"/>
-        </w:rPr>
-      </w:r>
-    </w:p>
-    <w:p>
-      <w:pPr/>
-      <w:r>
-        <w:rPr>
-          <w:lang w:val="es_ES" w:bidi="es_ES"/>
-        </w:rPr>
-      </w:r>
     </w:p>
     <w:p>
       <w:pPr/>
@@ -294,24 +237,6 @@
         </w:rPr>
         <w:t xml:space="preserve"> Enojóse Jehová con ira contra vuestros padres.</w:t>
       </w:r>
-      <w:r>
-        <w:rPr>
-          <w:lang w:val="es_ES" w:bidi="es_ES"/>
-        </w:rPr>
-      </w:r>
-      <w:r>
-        <w:rPr>
-          <w:lang w:val="es_ES" w:bidi="es_ES"/>
-        </w:rPr>
-      </w:r>
-    </w:p>
-    <w:p>
-      <w:pPr/>
-      <w:r>
-        <w:rPr>
-          <w:lang w:val="es_ES" w:bidi="es_ES"/>
-        </w:rPr>
-      </w:r>
     </w:p>
     <w:p>
       <w:pPr/>
@@ -333,24 +258,6 @@
         </w:rPr>
         <w:t xml:space="preserve"> Les dirás pues: Así ha dicho Jehová de los ejércitos: Volveos á mí, dice Jehová de los ejércitos, y yo me volveré á vosotros, ha dicho Jehová de los ejércitos.</w:t>
       </w:r>
-      <w:r>
-        <w:rPr>
-          <w:lang w:val="es_ES" w:bidi="es_ES"/>
-        </w:rPr>
-      </w:r>
-      <w:r>
-        <w:rPr>
-          <w:lang w:val="es_ES" w:bidi="es_ES"/>
-        </w:rPr>
-      </w:r>
-    </w:p>
-    <w:p>
-      <w:pPr/>
-      <w:r>
-        <w:rPr>
-          <w:lang w:val="es_ES" w:bidi="es_ES"/>
-        </w:rPr>
-      </w:r>
     </w:p>
     <w:p>
       <w:pPr/>
@@ -372,24 +279,6 @@
         </w:rPr>
         <w:t xml:space="preserve"> No seáis como vuestros padres, á los cuales dieron voces los primeros profetas, diciendo: Así ha dicho Jehová de los ejércitos: Volveos ahora de vuestros malos caminos, y de vuestras malas obras: y no atendieron, ni me escucharon, dice Jehová.</w:t>
       </w:r>
-      <w:r>
-        <w:rPr>
-          <w:lang w:val="es_ES" w:bidi="es_ES"/>
-        </w:rPr>
-      </w:r>
-      <w:r>
-        <w:rPr>
-          <w:lang w:val="es_ES" w:bidi="es_ES"/>
-        </w:rPr>
-      </w:r>
-    </w:p>
-    <w:p>
-      <w:pPr/>
-      <w:r>
-        <w:rPr>
-          <w:lang w:val="es_ES" w:bidi="es_ES"/>
-        </w:rPr>
-      </w:r>
     </w:p>
     <w:p>
       <w:pPr/>
@@ -411,24 +300,6 @@
         </w:rPr>
         <w:t xml:space="preserve"> Vuestros padres, ¿dónde están? y los profetas ¿han de vivir para siempre?</w:t>
       </w:r>
-      <w:r>
-        <w:rPr>
-          <w:lang w:val="es_ES" w:bidi="es_ES"/>
-        </w:rPr>
-      </w:r>
-      <w:r>
-        <w:rPr>
-          <w:lang w:val="es_ES" w:bidi="es_ES"/>
-        </w:rPr>
-      </w:r>
-    </w:p>
-    <w:p>
-      <w:pPr/>
-      <w:r>
-        <w:rPr>
-          <w:lang w:val="es_ES" w:bidi="es_ES"/>
-        </w:rPr>
-      </w:r>
     </w:p>
     <w:p>
       <w:pPr/>
@@ -450,24 +321,6 @@
         </w:rPr>
         <w:t xml:space="preserve"> Empero mis palabras y mis ordenanzas que mandé á mis siervos los profetas, ¿no alcanzaron á vuestros padres? Por eso se volvieron ellos y dijeron: Como Jehová de los ejércitos pensó tratarnos conforme á nuestros caminos, y conforme á nuestras obras, así lo hizo con nosotros.</w:t>
       </w:r>
-      <w:r>
-        <w:rPr>
-          <w:lang w:val="es_ES" w:bidi="es_ES"/>
-        </w:rPr>
-      </w:r>
-      <w:r>
-        <w:rPr>
-          <w:lang w:val="es_ES" w:bidi="es_ES"/>
-        </w:rPr>
-      </w:r>
-    </w:p>
-    <w:p>
-      <w:pPr/>
-      <w:r>
-        <w:rPr>
-          <w:lang w:val="es_ES" w:bidi="es_ES"/>
-        </w:rPr>
-      </w:r>
     </w:p>
     <w:p>
       <w:pPr/>
@@ -489,24 +342,6 @@
         </w:rPr>
         <w:t xml:space="preserve"> A los veinticuatro del mes undécimo, que es el mes de Sebath, en el año segundo de Darío, fué palabra de Jehová á Zacarías profeta, hijo de Berechîas, hijo de Iddo, diciendo:</w:t>
       </w:r>
-      <w:r>
-        <w:rPr>
-          <w:lang w:val="es_ES" w:bidi="es_ES"/>
-        </w:rPr>
-      </w:r>
-      <w:r>
-        <w:rPr>
-          <w:lang w:val="es_ES" w:bidi="es_ES"/>
-        </w:rPr>
-      </w:r>
-    </w:p>
-    <w:p>
-      <w:pPr/>
-      <w:r>
-        <w:rPr>
-          <w:lang w:val="es_ES" w:bidi="es_ES"/>
-        </w:rPr>
-      </w:r>
     </w:p>
     <w:p>
       <w:pPr/>
@@ -528,24 +363,6 @@
         </w:rPr>
         <w:t xml:space="preserve"> Vi de noche, y he aquí un varón que cabalgaba sobre un caballo bermejo, el cual estaba entre los mirtos que había en la hondura; y detrás de él había caballos bermejos, overos, y blancos.</w:t>
       </w:r>
-      <w:r>
-        <w:rPr>
-          <w:lang w:val="es_ES" w:bidi="es_ES"/>
-        </w:rPr>
-      </w:r>
-      <w:r>
-        <w:rPr>
-          <w:lang w:val="es_ES" w:bidi="es_ES"/>
-        </w:rPr>
-      </w:r>
-    </w:p>
-    <w:p>
-      <w:pPr/>
-      <w:r>
-        <w:rPr>
-          <w:lang w:val="es_ES" w:bidi="es_ES"/>
-        </w:rPr>
-      </w:r>
     </w:p>
     <w:p>
       <w:pPr/>
@@ -567,24 +384,6 @@
         </w:rPr>
         <w:t xml:space="preserve"> Entonces dije: ¿Qué son éstos, señor mío? Y díjome el ángel que hablaba conmigo: Yo te enseñaré qué son éstos.</w:t>
       </w:r>
-      <w:r>
-        <w:rPr>
-          <w:lang w:val="es_ES" w:bidi="es_ES"/>
-        </w:rPr>
-      </w:r>
-      <w:r>
-        <w:rPr>
-          <w:lang w:val="es_ES" w:bidi="es_ES"/>
-        </w:rPr>
-      </w:r>
-    </w:p>
-    <w:p>
-      <w:pPr/>
-      <w:r>
-        <w:rPr>
-          <w:lang w:val="es_ES" w:bidi="es_ES"/>
-        </w:rPr>
-      </w:r>
     </w:p>
     <w:p>
       <w:pPr/>
@@ -606,24 +405,6 @@
         </w:rPr>
         <w:t xml:space="preserve"> Y aquel varón que estaba entre los mirtos respondió, y dijo: Estos son los que Jehová ha enviado á recorrer la tierra.</w:t>
       </w:r>
-      <w:r>
-        <w:rPr>
-          <w:lang w:val="es_ES" w:bidi="es_ES"/>
-        </w:rPr>
-      </w:r>
-      <w:r>
-        <w:rPr>
-          <w:lang w:val="es_ES" w:bidi="es_ES"/>
-        </w:rPr>
-      </w:r>
-    </w:p>
-    <w:p>
-      <w:pPr/>
-      <w:r>
-        <w:rPr>
-          <w:lang w:val="es_ES" w:bidi="es_ES"/>
-        </w:rPr>
-      </w:r>
     </w:p>
     <w:p>
       <w:pPr/>
@@ -645,24 +426,6 @@
         </w:rPr>
         <w:t xml:space="preserve"> Y ellos hablaron á aquel ángel de Jehová que estaba entre los mirtos, y dijeron: Hemos recorrido la tierra, y he aquí, toda la tierra está reposada y quieta.</w:t>
       </w:r>
-      <w:r>
-        <w:rPr>
-          <w:lang w:val="es_ES" w:bidi="es_ES"/>
-        </w:rPr>
-      </w:r>
-      <w:r>
-        <w:rPr>
-          <w:lang w:val="es_ES" w:bidi="es_ES"/>
-        </w:rPr>
-      </w:r>
-    </w:p>
-    <w:p>
-      <w:pPr/>
-      <w:r>
-        <w:rPr>
-          <w:lang w:val="es_ES" w:bidi="es_ES"/>
-        </w:rPr>
-      </w:r>
     </w:p>
     <w:p>
       <w:pPr/>
@@ -684,24 +447,6 @@
         </w:rPr>
         <w:t xml:space="preserve"> Y respondió el ángel de Jehová, y dijo: Oh Jehová de los ejércitos, ¿hasta cuándo no tendrás piedad de Jerusalem, y de las ciudades de Judá, con las cuales has estado airado por espacio de setenta años?</w:t>
       </w:r>
-      <w:r>
-        <w:rPr>
-          <w:lang w:val="es_ES" w:bidi="es_ES"/>
-        </w:rPr>
-      </w:r>
-      <w:r>
-        <w:rPr>
-          <w:lang w:val="es_ES" w:bidi="es_ES"/>
-        </w:rPr>
-      </w:r>
-    </w:p>
-    <w:p>
-      <w:pPr/>
-      <w:r>
-        <w:rPr>
-          <w:lang w:val="es_ES" w:bidi="es_ES"/>
-        </w:rPr>
-      </w:r>
     </w:p>
     <w:p>
       <w:pPr/>
@@ -723,24 +468,6 @@
         </w:rPr>
         <w:t xml:space="preserve"> Y Jehová respondió buenas palabras, palabras consolatorias á aquel ángel que hablaba conmigo.</w:t>
       </w:r>
-      <w:r>
-        <w:rPr>
-          <w:lang w:val="es_ES" w:bidi="es_ES"/>
-        </w:rPr>
-      </w:r>
-      <w:r>
-        <w:rPr>
-          <w:lang w:val="es_ES" w:bidi="es_ES"/>
-        </w:rPr>
-      </w:r>
-    </w:p>
-    <w:p>
-      <w:pPr/>
-      <w:r>
-        <w:rPr>
-          <w:lang w:val="es_ES" w:bidi="es_ES"/>
-        </w:rPr>
-      </w:r>
     </w:p>
     <w:p>
       <w:pPr/>
@@ -762,24 +489,6 @@
         </w:rPr>
         <w:t xml:space="preserve"> Y díjome el ángel que hablaba conmigo: Clama diciendo: Así ha dicho Jehová de los ejércitos: Celé á Jerusalem y á Sión con gran celo:</w:t>
       </w:r>
-      <w:r>
-        <w:rPr>
-          <w:lang w:val="es_ES" w:bidi="es_ES"/>
-        </w:rPr>
-      </w:r>
-      <w:r>
-        <w:rPr>
-          <w:lang w:val="es_ES" w:bidi="es_ES"/>
-        </w:rPr>
-      </w:r>
-    </w:p>
-    <w:p>
-      <w:pPr/>
-      <w:r>
-        <w:rPr>
-          <w:lang w:val="es_ES" w:bidi="es_ES"/>
-        </w:rPr>
-      </w:r>
     </w:p>
     <w:p>
       <w:pPr/>
@@ -801,24 +510,6 @@
         </w:rPr>
         <w:t xml:space="preserve"> Y con grande enojo estoy airado contra las gentes que están reposadas; porque yo estaba enojado un poco, y ellos ayudaron para el mal.</w:t>
       </w:r>
-      <w:r>
-        <w:rPr>
-          <w:lang w:val="es_ES" w:bidi="es_ES"/>
-        </w:rPr>
-      </w:r>
-      <w:r>
-        <w:rPr>
-          <w:lang w:val="es_ES" w:bidi="es_ES"/>
-        </w:rPr>
-      </w:r>
-    </w:p>
-    <w:p>
-      <w:pPr/>
-      <w:r>
-        <w:rPr>
-          <w:lang w:val="es_ES" w:bidi="es_ES"/>
-        </w:rPr>
-      </w:r>
     </w:p>
     <w:p>
       <w:pPr/>
@@ -840,24 +531,6 @@
         </w:rPr>
         <w:t xml:space="preserve"> Por tanto, así ha dicho Jehová: Yo me he tornado á Jerusalem con miseraciones; en ella será edificada mi casa, dice Jehová de los ejércitos, y la plomada será tendida sobre Jerusalem.</w:t>
       </w:r>
-      <w:r>
-        <w:rPr>
-          <w:lang w:val="es_ES" w:bidi="es_ES"/>
-        </w:rPr>
-      </w:r>
-      <w:r>
-        <w:rPr>
-          <w:lang w:val="es_ES" w:bidi="es_ES"/>
-        </w:rPr>
-      </w:r>
-    </w:p>
-    <w:p>
-      <w:pPr/>
-      <w:r>
-        <w:rPr>
-          <w:lang w:val="es_ES" w:bidi="es_ES"/>
-        </w:rPr>
-      </w:r>
     </w:p>
     <w:p>
       <w:pPr/>
@@ -879,24 +552,6 @@
         </w:rPr>
         <w:t xml:space="preserve"> Clama aún, diciendo: Así dice Jehová de los ejércitos: Aun serán ensanchadas mis ciudades por la abundancia del bien; y aun consolará Jehová á Sión, y escogerá todavía á Jerusalem.</w:t>
       </w:r>
-      <w:r>
-        <w:rPr>
-          <w:lang w:val="es_ES" w:bidi="es_ES"/>
-        </w:rPr>
-      </w:r>
-      <w:r>
-        <w:rPr>
-          <w:lang w:val="es_ES" w:bidi="es_ES"/>
-        </w:rPr>
-      </w:r>
-    </w:p>
-    <w:p>
-      <w:pPr/>
-      <w:r>
-        <w:rPr>
-          <w:lang w:val="es_ES" w:bidi="es_ES"/>
-        </w:rPr>
-      </w:r>
     </w:p>
     <w:p>
       <w:pPr/>
@@ -918,24 +573,6 @@
         </w:rPr>
         <w:t xml:space="preserve"> Después alcé mis ojos, y miré, y he aquí cuatro cuernos.</w:t>
       </w:r>
-      <w:r>
-        <w:rPr>
-          <w:lang w:val="es_ES" w:bidi="es_ES"/>
-        </w:rPr>
-      </w:r>
-      <w:r>
-        <w:rPr>
-          <w:lang w:val="es_ES" w:bidi="es_ES"/>
-        </w:rPr>
-      </w:r>
-    </w:p>
-    <w:p>
-      <w:pPr/>
-      <w:r>
-        <w:rPr>
-          <w:lang w:val="es_ES" w:bidi="es_ES"/>
-        </w:rPr>
-      </w:r>
     </w:p>
     <w:p>
       <w:pPr/>
@@ -957,24 +594,6 @@
         </w:rPr>
         <w:t xml:space="preserve"> Y dije al ángel que hablaba conmigo: ¿Qué son éstos? Y respondióme: Estos son los cuernos que aventaron á Judá, á Israel, y á Jerusalem.</w:t>
       </w:r>
-      <w:r>
-        <w:rPr>
-          <w:lang w:val="es_ES" w:bidi="es_ES"/>
-        </w:rPr>
-      </w:r>
-      <w:r>
-        <w:rPr>
-          <w:lang w:val="es_ES" w:bidi="es_ES"/>
-        </w:rPr>
-      </w:r>
-    </w:p>
-    <w:p>
-      <w:pPr/>
-      <w:r>
-        <w:rPr>
-          <w:lang w:val="es_ES" w:bidi="es_ES"/>
-        </w:rPr>
-      </w:r>
     </w:p>
     <w:p>
       <w:pPr/>
@@ -996,24 +615,6 @@
         </w:rPr>
         <w:t xml:space="preserve"> Mostróme luego Jehová cuatro carpinteros.</w:t>
       </w:r>
-      <w:r>
-        <w:rPr>
-          <w:lang w:val="es_ES" w:bidi="es_ES"/>
-        </w:rPr>
-      </w:r>
-      <w:r>
-        <w:rPr>
-          <w:lang w:val="es_ES" w:bidi="es_ES"/>
-        </w:rPr>
-      </w:r>
-    </w:p>
-    <w:p>
-      <w:pPr/>
-      <w:r>
-        <w:rPr>
-          <w:lang w:val="es_ES" w:bidi="es_ES"/>
-        </w:rPr>
-      </w:r>
     </w:p>
     <w:p>
       <w:pPr/>
@@ -1035,24 +636,6 @@
         </w:rPr>
         <w:t xml:space="preserve"> Y yo dije: ¿Qué vienen éstos á hacer? Y respondióme, diciendo: Estos son los cuernos que aventaron á Judá, tanto que ninguno alzó su cabeza; mas éstos han venido para hacerlos temblar, para derribar los cuernos de las gentes, que alzaron el cuerno sobre la tierra de Judá para aventarla.</w:t>
       </w:r>
-      <w:r>
-        <w:rPr>
-          <w:lang w:val="es_ES" w:bidi="es_ES"/>
-        </w:rPr>
-      </w:r>
-      <w:r>
-        <w:rPr>
-          <w:lang w:val="es_ES" w:bidi="es_ES"/>
-        </w:rPr>
-      </w:r>
-    </w:p>
-    <w:p>
-      <w:pPr/>
-      <w:r>
-        <w:rPr>
-          <w:lang w:val="es_ES" w:bidi="es_ES"/>
-        </w:rPr>
-      </w:r>
     </w:p>
     <w:p>
       <w:pPr>
@@ -1062,7 +645,7 @@
         <w:rPr>
           <w:lang w:val="es_ES" w:bidi="es_ES"/>
         </w:rPr>
-        <w:t>Zechariah 2:1</w:t>
+        <w:t>Zacarías 2:1</w:t>
       </w:r>
       <w:r>
         <w:rPr>
@@ -1090,24 +673,6 @@
         </w:rPr>
         <w:t xml:space="preserve"> ALCÉ después mis ojos, y miré y he aquí un varón que tenía en su mano un cordel de medir.</w:t>
       </w:r>
-      <w:r>
-        <w:rPr>
-          <w:lang w:val="es_ES" w:bidi="es_ES"/>
-        </w:rPr>
-      </w:r>
-      <w:r>
-        <w:rPr>
-          <w:lang w:val="es_ES" w:bidi="es_ES"/>
-        </w:rPr>
-      </w:r>
-    </w:p>
-    <w:p>
-      <w:pPr/>
-      <w:r>
-        <w:rPr>
-          <w:lang w:val="es_ES" w:bidi="es_ES"/>
-        </w:rPr>
-      </w:r>
     </w:p>
     <w:p>
       <w:pPr/>
@@ -1129,24 +694,6 @@
         </w:rPr>
         <w:t xml:space="preserve"> Y díjele: ¿A dónde vas? Y él me respondió: A medir á Jerusalem, para ver cuánta es su anchura, y cuánta su longitud.</w:t>
       </w:r>
-      <w:r>
-        <w:rPr>
-          <w:lang w:val="es_ES" w:bidi="es_ES"/>
-        </w:rPr>
-      </w:r>
-      <w:r>
-        <w:rPr>
-          <w:lang w:val="es_ES" w:bidi="es_ES"/>
-        </w:rPr>
-      </w:r>
-    </w:p>
-    <w:p>
-      <w:pPr/>
-      <w:r>
-        <w:rPr>
-          <w:lang w:val="es_ES" w:bidi="es_ES"/>
-        </w:rPr>
-      </w:r>
     </w:p>
     <w:p>
       <w:pPr/>
@@ -1168,24 +715,6 @@
         </w:rPr>
         <w:t xml:space="preserve"> Y he aquí, salía aquel ángel que hablaba conmigo, y otro ángel le salió al encuentro,</w:t>
       </w:r>
-      <w:r>
-        <w:rPr>
-          <w:lang w:val="es_ES" w:bidi="es_ES"/>
-        </w:rPr>
-      </w:r>
-      <w:r>
-        <w:rPr>
-          <w:lang w:val="es_ES" w:bidi="es_ES"/>
-        </w:rPr>
-      </w:r>
-    </w:p>
-    <w:p>
-      <w:pPr/>
-      <w:r>
-        <w:rPr>
-          <w:lang w:val="es_ES" w:bidi="es_ES"/>
-        </w:rPr>
-      </w:r>
     </w:p>
     <w:p>
       <w:pPr/>
@@ -1207,24 +736,6 @@
         </w:rPr>
         <w:t xml:space="preserve"> Y díjole: Corre, habla á este mozo, diciendo: Sin muros será habitada Jerusalem á causa de la multitud de los hombres, y de las bestias en medio de ella.</w:t>
       </w:r>
-      <w:r>
-        <w:rPr>
-          <w:lang w:val="es_ES" w:bidi="es_ES"/>
-        </w:rPr>
-      </w:r>
-      <w:r>
-        <w:rPr>
-          <w:lang w:val="es_ES" w:bidi="es_ES"/>
-        </w:rPr>
-      </w:r>
-    </w:p>
-    <w:p>
-      <w:pPr/>
-      <w:r>
-        <w:rPr>
-          <w:lang w:val="es_ES" w:bidi="es_ES"/>
-        </w:rPr>
-      </w:r>
     </w:p>
     <w:p>
       <w:pPr/>
@@ -1246,24 +757,6 @@
         </w:rPr>
         <w:t xml:space="preserve"> Yo seré para ella, dice Jehová, muro de fuego en derredor, y seré por gloria en medio de ella.</w:t>
       </w:r>
-      <w:r>
-        <w:rPr>
-          <w:lang w:val="es_ES" w:bidi="es_ES"/>
-        </w:rPr>
-      </w:r>
-      <w:r>
-        <w:rPr>
-          <w:lang w:val="es_ES" w:bidi="es_ES"/>
-        </w:rPr>
-      </w:r>
-    </w:p>
-    <w:p>
-      <w:pPr/>
-      <w:r>
-        <w:rPr>
-          <w:lang w:val="es_ES" w:bidi="es_ES"/>
-        </w:rPr>
-      </w:r>
     </w:p>
     <w:p>
       <w:pPr/>
@@ -1285,24 +778,6 @@
         </w:rPr>
         <w:t xml:space="preserve"> Eh, eh, huid de la tierra del aquilón, dice Jehová, pues por los cuatro vientos de los cielos os esparcí, dice Jehová.</w:t>
       </w:r>
-      <w:r>
-        <w:rPr>
-          <w:lang w:val="es_ES" w:bidi="es_ES"/>
-        </w:rPr>
-      </w:r>
-      <w:r>
-        <w:rPr>
-          <w:lang w:val="es_ES" w:bidi="es_ES"/>
-        </w:rPr>
-      </w:r>
-    </w:p>
-    <w:p>
-      <w:pPr/>
-      <w:r>
-        <w:rPr>
-          <w:lang w:val="es_ES" w:bidi="es_ES"/>
-        </w:rPr>
-      </w:r>
     </w:p>
     <w:p>
       <w:pPr/>
@@ -1324,24 +799,6 @@
         </w:rPr>
         <w:t xml:space="preserve"> Oh Sión, la que moras con la hija de Babilonia, escápate.</w:t>
       </w:r>
-      <w:r>
-        <w:rPr>
-          <w:lang w:val="es_ES" w:bidi="es_ES"/>
-        </w:rPr>
-      </w:r>
-      <w:r>
-        <w:rPr>
-          <w:lang w:val="es_ES" w:bidi="es_ES"/>
-        </w:rPr>
-      </w:r>
-    </w:p>
-    <w:p>
-      <w:pPr/>
-      <w:r>
-        <w:rPr>
-          <w:lang w:val="es_ES" w:bidi="es_ES"/>
-        </w:rPr>
-      </w:r>
     </w:p>
     <w:p>
       <w:pPr/>
@@ -1363,24 +820,6 @@
         </w:rPr>
         <w:t xml:space="preserve"> Porque así ha dicho Jehová de los ejércitos: Después de la gloria me enviará él á las gentes que os despojaron: porque el que os toca, toca á la niña de su ojo.</w:t>
       </w:r>
-      <w:r>
-        <w:rPr>
-          <w:lang w:val="es_ES" w:bidi="es_ES"/>
-        </w:rPr>
-      </w:r>
-      <w:r>
-        <w:rPr>
-          <w:lang w:val="es_ES" w:bidi="es_ES"/>
-        </w:rPr>
-      </w:r>
-    </w:p>
-    <w:p>
-      <w:pPr/>
-      <w:r>
-        <w:rPr>
-          <w:lang w:val="es_ES" w:bidi="es_ES"/>
-        </w:rPr>
-      </w:r>
     </w:p>
     <w:p>
       <w:pPr/>
@@ -1402,24 +841,6 @@
         </w:rPr>
         <w:t xml:space="preserve"> Porque he aquí yo alzo mi mano sobre ellos, y serán despojo á sus siervos, y sabréis que Jehová de los ejércitos me envió.</w:t>
       </w:r>
-      <w:r>
-        <w:rPr>
-          <w:lang w:val="es_ES" w:bidi="es_ES"/>
-        </w:rPr>
-      </w:r>
-      <w:r>
-        <w:rPr>
-          <w:lang w:val="es_ES" w:bidi="es_ES"/>
-        </w:rPr>
-      </w:r>
-    </w:p>
-    <w:p>
-      <w:pPr/>
-      <w:r>
-        <w:rPr>
-          <w:lang w:val="es_ES" w:bidi="es_ES"/>
-        </w:rPr>
-      </w:r>
     </w:p>
     <w:p>
       <w:pPr/>
@@ -1441,24 +862,6 @@
         </w:rPr>
         <w:t xml:space="preserve"> Canta y alégrate, hija de Sión: porque he aquí vengo, y moraré en medio de tí, ha dicho Jehová.</w:t>
       </w:r>
-      <w:r>
-        <w:rPr>
-          <w:lang w:val="es_ES" w:bidi="es_ES"/>
-        </w:rPr>
-      </w:r>
-      <w:r>
-        <w:rPr>
-          <w:lang w:val="es_ES" w:bidi="es_ES"/>
-        </w:rPr>
-      </w:r>
-    </w:p>
-    <w:p>
-      <w:pPr/>
-      <w:r>
-        <w:rPr>
-          <w:lang w:val="es_ES" w:bidi="es_ES"/>
-        </w:rPr>
-      </w:r>
     </w:p>
     <w:p>
       <w:pPr/>
@@ -1480,24 +883,6 @@
         </w:rPr>
         <w:t xml:space="preserve"> Y uniránse muchas gentes á Jehová en aquel día, y me serán por pueblo, y moraré en medio de ti; y entonces conocerás que Jehová de los ejércitos me ha enviado á ti.</w:t>
       </w:r>
-      <w:r>
-        <w:rPr>
-          <w:lang w:val="es_ES" w:bidi="es_ES"/>
-        </w:rPr>
-      </w:r>
-      <w:r>
-        <w:rPr>
-          <w:lang w:val="es_ES" w:bidi="es_ES"/>
-        </w:rPr>
-      </w:r>
-    </w:p>
-    <w:p>
-      <w:pPr/>
-      <w:r>
-        <w:rPr>
-          <w:lang w:val="es_ES" w:bidi="es_ES"/>
-        </w:rPr>
-      </w:r>
     </w:p>
     <w:p>
       <w:pPr/>
@@ -1519,24 +904,6 @@
         </w:rPr>
         <w:t xml:space="preserve"> Y Jehová poseerá á Judá su heredad en la tierra santa, y escogerá aún á Jerusalem.</w:t>
       </w:r>
-      <w:r>
-        <w:rPr>
-          <w:lang w:val="es_ES" w:bidi="es_ES"/>
-        </w:rPr>
-      </w:r>
-      <w:r>
-        <w:rPr>
-          <w:lang w:val="es_ES" w:bidi="es_ES"/>
-        </w:rPr>
-      </w:r>
-    </w:p>
-    <w:p>
-      <w:pPr/>
-      <w:r>
-        <w:rPr>
-          <w:lang w:val="es_ES" w:bidi="es_ES"/>
-        </w:rPr>
-      </w:r>
     </w:p>
     <w:p>
       <w:pPr/>
@@ -1558,24 +925,6 @@
         </w:rPr>
         <w:t xml:space="preserve"> Calle toda carne delante de Jehová; porque él se ha despertado de su santa morada.</w:t>
       </w:r>
-      <w:r>
-        <w:rPr>
-          <w:lang w:val="es_ES" w:bidi="es_ES"/>
-        </w:rPr>
-      </w:r>
-      <w:r>
-        <w:rPr>
-          <w:lang w:val="es_ES" w:bidi="es_ES"/>
-        </w:rPr>
-      </w:r>
-    </w:p>
-    <w:p>
-      <w:pPr/>
-      <w:r>
-        <w:rPr>
-          <w:lang w:val="es_ES" w:bidi="es_ES"/>
-        </w:rPr>
-      </w:r>
     </w:p>
     <w:p>
       <w:pPr>
@@ -1585,7 +934,7 @@
         <w:rPr>
           <w:lang w:val="es_ES" w:bidi="es_ES"/>
         </w:rPr>
-        <w:t>Zechariah 3:1</w:t>
+        <w:t>Zacarías 3:1</w:t>
       </w:r>
       <w:r>
         <w:rPr>
@@ -1613,24 +962,6 @@
         </w:rPr>
         <w:t xml:space="preserve"> Y MOSTRÓME á Josué, el gran sacerdote, el cual estaba delante del ángel de Jehová; y Satán estaba á su mano derecha para serle adversario.</w:t>
       </w:r>
-      <w:r>
-        <w:rPr>
-          <w:lang w:val="es_ES" w:bidi="es_ES"/>
-        </w:rPr>
-      </w:r>
-      <w:r>
-        <w:rPr>
-          <w:lang w:val="es_ES" w:bidi="es_ES"/>
-        </w:rPr>
-      </w:r>
-    </w:p>
-    <w:p>
-      <w:pPr/>
-      <w:r>
-        <w:rPr>
-          <w:lang w:val="es_ES" w:bidi="es_ES"/>
-        </w:rPr>
-      </w:r>
     </w:p>
     <w:p>
       <w:pPr/>
@@ -1652,24 +983,6 @@
         </w:rPr>
         <w:t xml:space="preserve"> Y dijo Jehová á Satán: Jehová te reprenda, oh Satán; Jehová, que ha escogido á Jerusalem, te reprenda. ¿No es éste tizón arrebatado del incendio?</w:t>
       </w:r>
-      <w:r>
-        <w:rPr>
-          <w:lang w:val="es_ES" w:bidi="es_ES"/>
-        </w:rPr>
-      </w:r>
-      <w:r>
-        <w:rPr>
-          <w:lang w:val="es_ES" w:bidi="es_ES"/>
-        </w:rPr>
-      </w:r>
-    </w:p>
-    <w:p>
-      <w:pPr/>
-      <w:r>
-        <w:rPr>
-          <w:lang w:val="es_ES" w:bidi="es_ES"/>
-        </w:rPr>
-      </w:r>
     </w:p>
     <w:p>
       <w:pPr/>
@@ -1691,24 +1004,6 @@
         </w:rPr>
         <w:t xml:space="preserve"> Y Josué estaba vestido de vestimentas viles, y estaba delante del ángel.</w:t>
       </w:r>
-      <w:r>
-        <w:rPr>
-          <w:lang w:val="es_ES" w:bidi="es_ES"/>
-        </w:rPr>
-      </w:r>
-      <w:r>
-        <w:rPr>
-          <w:lang w:val="es_ES" w:bidi="es_ES"/>
-        </w:rPr>
-      </w:r>
-    </w:p>
-    <w:p>
-      <w:pPr/>
-      <w:r>
-        <w:rPr>
-          <w:lang w:val="es_ES" w:bidi="es_ES"/>
-        </w:rPr>
-      </w:r>
     </w:p>
     <w:p>
       <w:pPr/>
@@ -1730,24 +1025,6 @@
         </w:rPr>
         <w:t xml:space="preserve"> Y habló el ángel, é intimó á los que estaban delante de sí, diciendo: Quitadle esas vestimentas viles. Y á él dijo: Mira que he hecho pasar tu pecado de ti, y te he hecho vestir de ropas de gala.</w:t>
       </w:r>
-      <w:r>
-        <w:rPr>
-          <w:lang w:val="es_ES" w:bidi="es_ES"/>
-        </w:rPr>
-      </w:r>
-      <w:r>
-        <w:rPr>
-          <w:lang w:val="es_ES" w:bidi="es_ES"/>
-        </w:rPr>
-      </w:r>
-    </w:p>
-    <w:p>
-      <w:pPr/>
-      <w:r>
-        <w:rPr>
-          <w:lang w:val="es_ES" w:bidi="es_ES"/>
-        </w:rPr>
-      </w:r>
     </w:p>
     <w:p>
       <w:pPr/>
@@ -1769,24 +1046,6 @@
         </w:rPr>
         <w:t xml:space="preserve"> Después dijo: Pongan mitra limpia sobre su cabeza. Y pusieron una mitra limpia sobre su cabeza, y vistiéronle de ropas. Y el ángel de Jehová estaba en pie.</w:t>
       </w:r>
-      <w:r>
-        <w:rPr>
-          <w:lang w:val="es_ES" w:bidi="es_ES"/>
-        </w:rPr>
-      </w:r>
-      <w:r>
-        <w:rPr>
-          <w:lang w:val="es_ES" w:bidi="es_ES"/>
-        </w:rPr>
-      </w:r>
-    </w:p>
-    <w:p>
-      <w:pPr/>
-      <w:r>
-        <w:rPr>
-          <w:lang w:val="es_ES" w:bidi="es_ES"/>
-        </w:rPr>
-      </w:r>
     </w:p>
     <w:p>
       <w:pPr/>
@@ -1808,24 +1067,6 @@
         </w:rPr>
         <w:t xml:space="preserve"> Y el ángel de Jehová protestó al mismo Josué, diciendo:</w:t>
       </w:r>
-      <w:r>
-        <w:rPr>
-          <w:lang w:val="es_ES" w:bidi="es_ES"/>
-        </w:rPr>
-      </w:r>
-      <w:r>
-        <w:rPr>
-          <w:lang w:val="es_ES" w:bidi="es_ES"/>
-        </w:rPr>
-      </w:r>
-    </w:p>
-    <w:p>
-      <w:pPr/>
-      <w:r>
-        <w:rPr>
-          <w:lang w:val="es_ES" w:bidi="es_ES"/>
-        </w:rPr>
-      </w:r>
     </w:p>
     <w:p>
       <w:pPr/>
@@ -1847,24 +1088,6 @@
         </w:rPr>
         <w:t xml:space="preserve"> Así dice Jehová de los ejércitos: Si anduvieres por mis caminos, y si guardares mi ordenanza, también tú gobernarás mi casa, también tú guardarás mis atrios, y entre estos que aquí están te daré plaza.</w:t>
       </w:r>
-      <w:r>
-        <w:rPr>
-          <w:lang w:val="es_ES" w:bidi="es_ES"/>
-        </w:rPr>
-      </w:r>
-      <w:r>
-        <w:rPr>
-          <w:lang w:val="es_ES" w:bidi="es_ES"/>
-        </w:rPr>
-      </w:r>
-    </w:p>
-    <w:p>
-      <w:pPr/>
-      <w:r>
-        <w:rPr>
-          <w:lang w:val="es_ES" w:bidi="es_ES"/>
-        </w:rPr>
-      </w:r>
     </w:p>
     <w:p>
       <w:pPr/>
@@ -1886,24 +1109,6 @@
         </w:rPr>
         <w:t xml:space="preserve"> Escucha pues ahora, Josué gran sacerdote, tú, y tus amigos que se sientan delante de ti; porque son varones simbólicos: He aquí, yo traigo á mi siervo, el Pimpollo.</w:t>
       </w:r>
-      <w:r>
-        <w:rPr>
-          <w:lang w:val="es_ES" w:bidi="es_ES"/>
-        </w:rPr>
-      </w:r>
-      <w:r>
-        <w:rPr>
-          <w:lang w:val="es_ES" w:bidi="es_ES"/>
-        </w:rPr>
-      </w:r>
-    </w:p>
-    <w:p>
-      <w:pPr/>
-      <w:r>
-        <w:rPr>
-          <w:lang w:val="es_ES" w:bidi="es_ES"/>
-        </w:rPr>
-      </w:r>
     </w:p>
     <w:p>
       <w:pPr/>
@@ -1925,24 +1130,6 @@
         </w:rPr>
         <w:t xml:space="preserve"> Porque he aquí aquella piedra que puse delante de Josué; sobre esta única piedra hay siete ojos: he aquí, yo grabaré su escultura, dice Jehová de los ejércitos, y quitaré el pecado de la tierra en un día.</w:t>
       </w:r>
-      <w:r>
-        <w:rPr>
-          <w:lang w:val="es_ES" w:bidi="es_ES"/>
-        </w:rPr>
-      </w:r>
-      <w:r>
-        <w:rPr>
-          <w:lang w:val="es_ES" w:bidi="es_ES"/>
-        </w:rPr>
-      </w:r>
-    </w:p>
-    <w:p>
-      <w:pPr/>
-      <w:r>
-        <w:rPr>
-          <w:lang w:val="es_ES" w:bidi="es_ES"/>
-        </w:rPr>
-      </w:r>
     </w:p>
     <w:p>
       <w:pPr/>
@@ -1964,24 +1151,6 @@
         </w:rPr>
         <w:t xml:space="preserve"> En aquel día, dice Jehová de los ejércitos, cada uno de vosotros llamará á su compañero debajo de la vid, y debajo de la higuera.</w:t>
       </w:r>
-      <w:r>
-        <w:rPr>
-          <w:lang w:val="es_ES" w:bidi="es_ES"/>
-        </w:rPr>
-      </w:r>
-      <w:r>
-        <w:rPr>
-          <w:lang w:val="es_ES" w:bidi="es_ES"/>
-        </w:rPr>
-      </w:r>
-    </w:p>
-    <w:p>
-      <w:pPr/>
-      <w:r>
-        <w:rPr>
-          <w:lang w:val="es_ES" w:bidi="es_ES"/>
-        </w:rPr>
-      </w:r>
     </w:p>
     <w:p>
       <w:pPr>
@@ -1991,7 +1160,7 @@
         <w:rPr>
           <w:lang w:val="es_ES" w:bidi="es_ES"/>
         </w:rPr>
-        <w:t>Zechariah 4:1</w:t>
+        <w:t>Zacarías 4:1</w:t>
       </w:r>
       <w:r>
         <w:rPr>
@@ -2019,24 +1188,6 @@
         </w:rPr>
         <w:t xml:space="preserve"> Y VOLVIÓ el ángel que hablaba conmigo, y despertóme como un hombre que es despertado de su sueño.</w:t>
       </w:r>
-      <w:r>
-        <w:rPr>
-          <w:lang w:val="es_ES" w:bidi="es_ES"/>
-        </w:rPr>
-      </w:r>
-      <w:r>
-        <w:rPr>
-          <w:lang w:val="es_ES" w:bidi="es_ES"/>
-        </w:rPr>
-      </w:r>
-    </w:p>
-    <w:p>
-      <w:pPr/>
-      <w:r>
-        <w:rPr>
-          <w:lang w:val="es_ES" w:bidi="es_ES"/>
-        </w:rPr>
-      </w:r>
     </w:p>
     <w:p>
       <w:pPr/>
@@ -2058,24 +1209,6 @@
         </w:rPr>
         <w:t xml:space="preserve"> Y díjome: ¿Qué ves? Y respondí: He mirado, y he aquí un candelero todo de oro, con su vaso sobre su cabeza, y sus siete lámparas encima del candelero; y siete canales para las lámparas que están encima de él;</w:t>
       </w:r>
-      <w:r>
-        <w:rPr>
-          <w:lang w:val="es_ES" w:bidi="es_ES"/>
-        </w:rPr>
-      </w:r>
-      <w:r>
-        <w:rPr>
-          <w:lang w:val="es_ES" w:bidi="es_ES"/>
-        </w:rPr>
-      </w:r>
-    </w:p>
-    <w:p>
-      <w:pPr/>
-      <w:r>
-        <w:rPr>
-          <w:lang w:val="es_ES" w:bidi="es_ES"/>
-        </w:rPr>
-      </w:r>
     </w:p>
     <w:p>
       <w:pPr/>
@@ -2097,24 +1230,6 @@
         </w:rPr>
         <w:t xml:space="preserve"> Y sobre él dos olivas, la una á la derecha del vaso, y la otra á su izquierda.</w:t>
       </w:r>
-      <w:r>
-        <w:rPr>
-          <w:lang w:val="es_ES" w:bidi="es_ES"/>
-        </w:rPr>
-      </w:r>
-      <w:r>
-        <w:rPr>
-          <w:lang w:val="es_ES" w:bidi="es_ES"/>
-        </w:rPr>
-      </w:r>
-    </w:p>
-    <w:p>
-      <w:pPr/>
-      <w:r>
-        <w:rPr>
-          <w:lang w:val="es_ES" w:bidi="es_ES"/>
-        </w:rPr>
-      </w:r>
     </w:p>
     <w:p>
       <w:pPr/>
@@ -2136,24 +1251,6 @@
         </w:rPr>
         <w:t xml:space="preserve"> Proseguí, y hablé á aquel ángel que hablaba conmigo, diciendo: ¿Qué es esto, señor mío?</w:t>
       </w:r>
-      <w:r>
-        <w:rPr>
-          <w:lang w:val="es_ES" w:bidi="es_ES"/>
-        </w:rPr>
-      </w:r>
-      <w:r>
-        <w:rPr>
-          <w:lang w:val="es_ES" w:bidi="es_ES"/>
-        </w:rPr>
-      </w:r>
-    </w:p>
-    <w:p>
-      <w:pPr/>
-      <w:r>
-        <w:rPr>
-          <w:lang w:val="es_ES" w:bidi="es_ES"/>
-        </w:rPr>
-      </w:r>
     </w:p>
     <w:p>
       <w:pPr/>
@@ -2175,24 +1272,6 @@
         </w:rPr>
         <w:t xml:space="preserve"> Y el ángel que hablaba conmigo respondió, y díjome: ¿No sabes qué es esto? Y dije: No, señor mío.</w:t>
       </w:r>
-      <w:r>
-        <w:rPr>
-          <w:lang w:val="es_ES" w:bidi="es_ES"/>
-        </w:rPr>
-      </w:r>
-      <w:r>
-        <w:rPr>
-          <w:lang w:val="es_ES" w:bidi="es_ES"/>
-        </w:rPr>
-      </w:r>
-    </w:p>
-    <w:p>
-      <w:pPr/>
-      <w:r>
-        <w:rPr>
-          <w:lang w:val="es_ES" w:bidi="es_ES"/>
-        </w:rPr>
-      </w:r>
     </w:p>
     <w:p>
       <w:pPr/>
@@ -2214,24 +1293,6 @@
         </w:rPr>
         <w:t xml:space="preserve"> Entonces respondió y hablóme, diciendo: Esta es palabra de Jehová á Zorobabel, en que se dice: No con ejército, ni con fuerza, sino con mi espíritu, ha dicho Jehová de los ejércitos.</w:t>
       </w:r>
-      <w:r>
-        <w:rPr>
-          <w:lang w:val="es_ES" w:bidi="es_ES"/>
-        </w:rPr>
-      </w:r>
-      <w:r>
-        <w:rPr>
-          <w:lang w:val="es_ES" w:bidi="es_ES"/>
-        </w:rPr>
-      </w:r>
-    </w:p>
-    <w:p>
-      <w:pPr/>
-      <w:r>
-        <w:rPr>
-          <w:lang w:val="es_ES" w:bidi="es_ES"/>
-        </w:rPr>
-      </w:r>
     </w:p>
     <w:p>
       <w:pPr/>
@@ -2253,24 +1314,6 @@
         </w:rPr>
         <w:t xml:space="preserve"> ¿Quién eres tú, oh gran monte? Delante de Zorobabel serás reducido á llanura: él sacará la primera piedra con aclamaciones de Gracia, gracia á ella.</w:t>
       </w:r>
-      <w:r>
-        <w:rPr>
-          <w:lang w:val="es_ES" w:bidi="es_ES"/>
-        </w:rPr>
-      </w:r>
-      <w:r>
-        <w:rPr>
-          <w:lang w:val="es_ES" w:bidi="es_ES"/>
-        </w:rPr>
-      </w:r>
-    </w:p>
-    <w:p>
-      <w:pPr/>
-      <w:r>
-        <w:rPr>
-          <w:lang w:val="es_ES" w:bidi="es_ES"/>
-        </w:rPr>
-      </w:r>
     </w:p>
     <w:p>
       <w:pPr/>
@@ -2292,24 +1335,6 @@
         </w:rPr>
         <w:t xml:space="preserve"> Y fué palabra de Jehová á mí, diciendo:</w:t>
       </w:r>
-      <w:r>
-        <w:rPr>
-          <w:lang w:val="es_ES" w:bidi="es_ES"/>
-        </w:rPr>
-      </w:r>
-      <w:r>
-        <w:rPr>
-          <w:lang w:val="es_ES" w:bidi="es_ES"/>
-        </w:rPr>
-      </w:r>
-    </w:p>
-    <w:p>
-      <w:pPr/>
-      <w:r>
-        <w:rPr>
-          <w:lang w:val="es_ES" w:bidi="es_ES"/>
-        </w:rPr>
-      </w:r>
     </w:p>
     <w:p>
       <w:pPr/>
@@ -2331,24 +1356,6 @@
         </w:rPr>
         <w:t xml:space="preserve"> Las manos de Zorobabel echarán el fundamento á esta casa, y sus manos la acabarán; y conocerás que Jehová de los ejércitos me envió á vosotros.</w:t>
       </w:r>
-      <w:r>
-        <w:rPr>
-          <w:lang w:val="es_ES" w:bidi="es_ES"/>
-        </w:rPr>
-      </w:r>
-      <w:r>
-        <w:rPr>
-          <w:lang w:val="es_ES" w:bidi="es_ES"/>
-        </w:rPr>
-      </w:r>
-    </w:p>
-    <w:p>
-      <w:pPr/>
-      <w:r>
-        <w:rPr>
-          <w:lang w:val="es_ES" w:bidi="es_ES"/>
-        </w:rPr>
-      </w:r>
     </w:p>
     <w:p>
       <w:pPr/>
@@ -2370,24 +1377,6 @@
         </w:rPr>
         <w:t xml:space="preserve"> Porque los que menospreciaron el día de las pequeñeces se alegrarán, y verán la plomada en la mano de Zorobabel. Aquellas siete son los ojos de Jehová que recorren por toda la tierra.</w:t>
       </w:r>
-      <w:r>
-        <w:rPr>
-          <w:lang w:val="es_ES" w:bidi="es_ES"/>
-        </w:rPr>
-      </w:r>
-      <w:r>
-        <w:rPr>
-          <w:lang w:val="es_ES" w:bidi="es_ES"/>
-        </w:rPr>
-      </w:r>
-    </w:p>
-    <w:p>
-      <w:pPr/>
-      <w:r>
-        <w:rPr>
-          <w:lang w:val="es_ES" w:bidi="es_ES"/>
-        </w:rPr>
-      </w:r>
     </w:p>
     <w:p>
       <w:pPr/>
@@ -2409,24 +1398,6 @@
         </w:rPr>
         <w:t xml:space="preserve"> Hablé más, y díjele: ¿Qué significan estas dos olivas á la derecha del candelero, y á su izquierda?</w:t>
       </w:r>
-      <w:r>
-        <w:rPr>
-          <w:lang w:val="es_ES" w:bidi="es_ES"/>
-        </w:rPr>
-      </w:r>
-      <w:r>
-        <w:rPr>
-          <w:lang w:val="es_ES" w:bidi="es_ES"/>
-        </w:rPr>
-      </w:r>
-    </w:p>
-    <w:p>
-      <w:pPr/>
-      <w:r>
-        <w:rPr>
-          <w:lang w:val="es_ES" w:bidi="es_ES"/>
-        </w:rPr>
-      </w:r>
     </w:p>
     <w:p>
       <w:pPr/>
@@ -2448,24 +1419,6 @@
         </w:rPr>
         <w:t xml:space="preserve"> Hablé aún de nuevo, y díjele: ¿Qué significan las dos ramas de olivas que por medio de dos tubos de oro vierten de sí aceite como oro?</w:t>
       </w:r>
-      <w:r>
-        <w:rPr>
-          <w:lang w:val="es_ES" w:bidi="es_ES"/>
-        </w:rPr>
-      </w:r>
-      <w:r>
-        <w:rPr>
-          <w:lang w:val="es_ES" w:bidi="es_ES"/>
-        </w:rPr>
-      </w:r>
-    </w:p>
-    <w:p>
-      <w:pPr/>
-      <w:r>
-        <w:rPr>
-          <w:lang w:val="es_ES" w:bidi="es_ES"/>
-        </w:rPr>
-      </w:r>
     </w:p>
     <w:p>
       <w:pPr/>
@@ -2487,24 +1440,6 @@
         </w:rPr>
         <w:t xml:space="preserve"> Y respondióme, diciendo: ¿No sabes qué es esto? Y dije: Señor mío, no.</w:t>
       </w:r>
-      <w:r>
-        <w:rPr>
-          <w:lang w:val="es_ES" w:bidi="es_ES"/>
-        </w:rPr>
-      </w:r>
-      <w:r>
-        <w:rPr>
-          <w:lang w:val="es_ES" w:bidi="es_ES"/>
-        </w:rPr>
-      </w:r>
-    </w:p>
-    <w:p>
-      <w:pPr/>
-      <w:r>
-        <w:rPr>
-          <w:lang w:val="es_ES" w:bidi="es_ES"/>
-        </w:rPr>
-      </w:r>
     </w:p>
     <w:p>
       <w:pPr/>
@@ -2526,24 +1461,6 @@
         </w:rPr>
         <w:t xml:space="preserve"> Y él dijo: Estos dos hijos de aceite son los que están delante del Señor de toda la tierra.</w:t>
       </w:r>
-      <w:r>
-        <w:rPr>
-          <w:lang w:val="es_ES" w:bidi="es_ES"/>
-        </w:rPr>
-      </w:r>
-      <w:r>
-        <w:rPr>
-          <w:lang w:val="es_ES" w:bidi="es_ES"/>
-        </w:rPr>
-      </w:r>
-    </w:p>
-    <w:p>
-      <w:pPr/>
-      <w:r>
-        <w:rPr>
-          <w:lang w:val="es_ES" w:bidi="es_ES"/>
-        </w:rPr>
-      </w:r>
     </w:p>
     <w:p>
       <w:pPr>
@@ -2553,7 +1470,7 @@
         <w:rPr>
           <w:lang w:val="es_ES" w:bidi="es_ES"/>
         </w:rPr>
-        <w:t>Zechariah 5:1</w:t>
+        <w:t>Zacarías 5:1</w:t>
       </w:r>
       <w:r>
         <w:rPr>
@@ -2581,24 +1498,6 @@
         </w:rPr>
         <w:t xml:space="preserve"> Y TORNÉME, y alcé mis ojos, y miré, y he aquí un rollo que volaba.</w:t>
       </w:r>
-      <w:r>
-        <w:rPr>
-          <w:lang w:val="es_ES" w:bidi="es_ES"/>
-        </w:rPr>
-      </w:r>
-      <w:r>
-        <w:rPr>
-          <w:lang w:val="es_ES" w:bidi="es_ES"/>
-        </w:rPr>
-      </w:r>
-    </w:p>
-    <w:p>
-      <w:pPr/>
-      <w:r>
-        <w:rPr>
-          <w:lang w:val="es_ES" w:bidi="es_ES"/>
-        </w:rPr>
-      </w:r>
     </w:p>
     <w:p>
       <w:pPr/>
@@ -2620,24 +1519,6 @@
         </w:rPr>
         <w:t xml:space="preserve"> Y díjome: ¿Qué ves? Y respondí: Veo un rollo que vuela, de veinte codos de largo, y diez codos de ancho.</w:t>
       </w:r>
-      <w:r>
-        <w:rPr>
-          <w:lang w:val="es_ES" w:bidi="es_ES"/>
-        </w:rPr>
-      </w:r>
-      <w:r>
-        <w:rPr>
-          <w:lang w:val="es_ES" w:bidi="es_ES"/>
-        </w:rPr>
-      </w:r>
-    </w:p>
-    <w:p>
-      <w:pPr/>
-      <w:r>
-        <w:rPr>
-          <w:lang w:val="es_ES" w:bidi="es_ES"/>
-        </w:rPr>
-      </w:r>
     </w:p>
     <w:p>
       <w:pPr/>
@@ -2659,24 +1540,6 @@
         </w:rPr>
         <w:t xml:space="preserve"> Díjome entonces: Esta es la maldición que sale sobre la haz de toda la tierra; porque todo aquel que hurta, (como está de la una parte del rollo) será destruído; y todo aquel que jura, (como está de la otra parte del rollo) será destruído.</w:t>
       </w:r>
-      <w:r>
-        <w:rPr>
-          <w:lang w:val="es_ES" w:bidi="es_ES"/>
-        </w:rPr>
-      </w:r>
-      <w:r>
-        <w:rPr>
-          <w:lang w:val="es_ES" w:bidi="es_ES"/>
-        </w:rPr>
-      </w:r>
-    </w:p>
-    <w:p>
-      <w:pPr/>
-      <w:r>
-        <w:rPr>
-          <w:lang w:val="es_ES" w:bidi="es_ES"/>
-        </w:rPr>
-      </w:r>
     </w:p>
     <w:p>
       <w:pPr/>
@@ -2698,24 +1561,6 @@
         </w:rPr>
         <w:t xml:space="preserve"> Yo la saqué, dice Jehová de los ejércitos, y vendrá á la casa del ladrón, y á la casa del que jura falsamente en mi nombre; y permanecerá en medio de su casa, y consumirála, con sus enmaderamientos y sus piedras.</w:t>
       </w:r>
-      <w:r>
-        <w:rPr>
-          <w:lang w:val="es_ES" w:bidi="es_ES"/>
-        </w:rPr>
-      </w:r>
-      <w:r>
-        <w:rPr>
-          <w:lang w:val="es_ES" w:bidi="es_ES"/>
-        </w:rPr>
-      </w:r>
-    </w:p>
-    <w:p>
-      <w:pPr/>
-      <w:r>
-        <w:rPr>
-          <w:lang w:val="es_ES" w:bidi="es_ES"/>
-        </w:rPr>
-      </w:r>
     </w:p>
     <w:p>
       <w:pPr/>
@@ -2737,24 +1582,6 @@
         </w:rPr>
         <w:t xml:space="preserve"> Y salió aquel ángel que hablaba conmigo, y díjome: Alza ahora tus ojos, y mira qué es esto que sale.</w:t>
       </w:r>
-      <w:r>
-        <w:rPr>
-          <w:lang w:val="es_ES" w:bidi="es_ES"/>
-        </w:rPr>
-      </w:r>
-      <w:r>
-        <w:rPr>
-          <w:lang w:val="es_ES" w:bidi="es_ES"/>
-        </w:rPr>
-      </w:r>
-    </w:p>
-    <w:p>
-      <w:pPr/>
-      <w:r>
-        <w:rPr>
-          <w:lang w:val="es_ES" w:bidi="es_ES"/>
-        </w:rPr>
-      </w:r>
     </w:p>
     <w:p>
       <w:pPr/>
@@ -2776,24 +1603,6 @@
         </w:rPr>
         <w:t xml:space="preserve"> Y dije: ¿Qué es? Y él dijo: Este es un epha que sale. Además dijo: Este es el ojo de ellos en toda la tierra.</w:t>
       </w:r>
-      <w:r>
-        <w:rPr>
-          <w:lang w:val="es_ES" w:bidi="es_ES"/>
-        </w:rPr>
-      </w:r>
-      <w:r>
-        <w:rPr>
-          <w:lang w:val="es_ES" w:bidi="es_ES"/>
-        </w:rPr>
-      </w:r>
-    </w:p>
-    <w:p>
-      <w:pPr/>
-      <w:r>
-        <w:rPr>
-          <w:lang w:val="es_ES" w:bidi="es_ES"/>
-        </w:rPr>
-      </w:r>
     </w:p>
     <w:p>
       <w:pPr/>
@@ -2815,24 +1624,6 @@
         </w:rPr>
         <w:t xml:space="preserve"> Y he aquí, traían un talento de plomo, y una mujer estaba asentada en medio de aquel epha.</w:t>
       </w:r>
-      <w:r>
-        <w:rPr>
-          <w:lang w:val="es_ES" w:bidi="es_ES"/>
-        </w:rPr>
-      </w:r>
-      <w:r>
-        <w:rPr>
-          <w:lang w:val="es_ES" w:bidi="es_ES"/>
-        </w:rPr>
-      </w:r>
-    </w:p>
-    <w:p>
-      <w:pPr/>
-      <w:r>
-        <w:rPr>
-          <w:lang w:val="es_ES" w:bidi="es_ES"/>
-        </w:rPr>
-      </w:r>
     </w:p>
     <w:p>
       <w:pPr/>
@@ -2854,24 +1645,6 @@
         </w:rPr>
         <w:t xml:space="preserve"> Y él dijo: Esta es la Maldad; y echóla dentro del epha, y echó la masa de plomo en su boca.</w:t>
       </w:r>
-      <w:r>
-        <w:rPr>
-          <w:lang w:val="es_ES" w:bidi="es_ES"/>
-        </w:rPr>
-      </w:r>
-      <w:r>
-        <w:rPr>
-          <w:lang w:val="es_ES" w:bidi="es_ES"/>
-        </w:rPr>
-      </w:r>
-    </w:p>
-    <w:p>
-      <w:pPr/>
-      <w:r>
-        <w:rPr>
-          <w:lang w:val="es_ES" w:bidi="es_ES"/>
-        </w:rPr>
-      </w:r>
     </w:p>
     <w:p>
       <w:pPr/>
@@ -2893,24 +1666,6 @@
         </w:rPr>
         <w:t xml:space="preserve"> Alcé luego mis ojos, y miré, y he aquí dos mujeres que salían, y traían viento en sus alas, y tenían alas como de cigüeña, y alzaron el epha entre la tierra y los cielos.</w:t>
       </w:r>
-      <w:r>
-        <w:rPr>
-          <w:lang w:val="es_ES" w:bidi="es_ES"/>
-        </w:rPr>
-      </w:r>
-      <w:r>
-        <w:rPr>
-          <w:lang w:val="es_ES" w:bidi="es_ES"/>
-        </w:rPr>
-      </w:r>
-    </w:p>
-    <w:p>
-      <w:pPr/>
-      <w:r>
-        <w:rPr>
-          <w:lang w:val="es_ES" w:bidi="es_ES"/>
-        </w:rPr>
-      </w:r>
     </w:p>
     <w:p>
       <w:pPr/>
@@ -2932,24 +1687,6 @@
         </w:rPr>
         <w:t xml:space="preserve"> Y dije al ángel que hablaba conmigo: ¿A dónde llevan el epha?</w:t>
       </w:r>
-      <w:r>
-        <w:rPr>
-          <w:lang w:val="es_ES" w:bidi="es_ES"/>
-        </w:rPr>
-      </w:r>
-      <w:r>
-        <w:rPr>
-          <w:lang w:val="es_ES" w:bidi="es_ES"/>
-        </w:rPr>
-      </w:r>
-    </w:p>
-    <w:p>
-      <w:pPr/>
-      <w:r>
-        <w:rPr>
-          <w:lang w:val="es_ES" w:bidi="es_ES"/>
-        </w:rPr>
-      </w:r>
     </w:p>
     <w:p>
       <w:pPr/>
@@ -2971,24 +1708,6 @@
         </w:rPr>
         <w:t xml:space="preserve"> Y él me respondió: Para que le sea edificada casa en tierra de Shinar: y será asentado y puesto allá sobre su asiento.</w:t>
       </w:r>
-      <w:r>
-        <w:rPr>
-          <w:lang w:val="es_ES" w:bidi="es_ES"/>
-        </w:rPr>
-      </w:r>
-      <w:r>
-        <w:rPr>
-          <w:lang w:val="es_ES" w:bidi="es_ES"/>
-        </w:rPr>
-      </w:r>
-    </w:p>
-    <w:p>
-      <w:pPr/>
-      <w:r>
-        <w:rPr>
-          <w:lang w:val="es_ES" w:bidi="es_ES"/>
-        </w:rPr>
-      </w:r>
     </w:p>
     <w:p>
       <w:pPr>
@@ -2998,7 +1717,7 @@
         <w:rPr>
           <w:lang w:val="es_ES" w:bidi="es_ES"/>
         </w:rPr>
-        <w:t>Zechariah 6:1</w:t>
+        <w:t>Zacarías 6:1</w:t>
       </w:r>
       <w:r>
         <w:rPr>
@@ -3026,24 +1745,6 @@
         </w:rPr>
         <w:t xml:space="preserve"> Y TORNÉME, y alcé mis ojos y miré, y he aquí cuatro carros que salían de entre dos montes; y aquellos montes eran de metal.</w:t>
       </w:r>
-      <w:r>
-        <w:rPr>
-          <w:lang w:val="es_ES" w:bidi="es_ES"/>
-        </w:rPr>
-      </w:r>
-      <w:r>
-        <w:rPr>
-          <w:lang w:val="es_ES" w:bidi="es_ES"/>
-        </w:rPr>
-      </w:r>
-    </w:p>
-    <w:p>
-      <w:pPr/>
-      <w:r>
-        <w:rPr>
-          <w:lang w:val="es_ES" w:bidi="es_ES"/>
-        </w:rPr>
-      </w:r>
     </w:p>
     <w:p>
       <w:pPr/>
@@ -3065,24 +1766,6 @@
         </w:rPr>
         <w:t xml:space="preserve"> En el primer carro había caballos bermejos, y en el segundo carro caballos negros,</w:t>
       </w:r>
-      <w:r>
-        <w:rPr>
-          <w:lang w:val="es_ES" w:bidi="es_ES"/>
-        </w:rPr>
-      </w:r>
-      <w:r>
-        <w:rPr>
-          <w:lang w:val="es_ES" w:bidi="es_ES"/>
-        </w:rPr>
-      </w:r>
-    </w:p>
-    <w:p>
-      <w:pPr/>
-      <w:r>
-        <w:rPr>
-          <w:lang w:val="es_ES" w:bidi="es_ES"/>
-        </w:rPr>
-      </w:r>
     </w:p>
     <w:p>
       <w:pPr/>
@@ -3104,24 +1787,6 @@
         </w:rPr>
         <w:t xml:space="preserve"> Y en el tercer carro caballos blancos, y en el cuarto carro caballos overos ruciorodados.</w:t>
       </w:r>
-      <w:r>
-        <w:rPr>
-          <w:lang w:val="es_ES" w:bidi="es_ES"/>
-        </w:rPr>
-      </w:r>
-      <w:r>
-        <w:rPr>
-          <w:lang w:val="es_ES" w:bidi="es_ES"/>
-        </w:rPr>
-      </w:r>
-    </w:p>
-    <w:p>
-      <w:pPr/>
-      <w:r>
-        <w:rPr>
-          <w:lang w:val="es_ES" w:bidi="es_ES"/>
-        </w:rPr>
-      </w:r>
     </w:p>
     <w:p>
       <w:pPr/>
@@ -3143,24 +1808,6 @@
         </w:rPr>
         <w:t xml:space="preserve"> Respondí entonces, y dije al ángel que conmigo hablaba: Señor mío, ¿qué es esto?</w:t>
       </w:r>
-      <w:r>
-        <w:rPr>
-          <w:lang w:val="es_ES" w:bidi="es_ES"/>
-        </w:rPr>
-      </w:r>
-      <w:r>
-        <w:rPr>
-          <w:lang w:val="es_ES" w:bidi="es_ES"/>
-        </w:rPr>
-      </w:r>
-    </w:p>
-    <w:p>
-      <w:pPr/>
-      <w:r>
-        <w:rPr>
-          <w:lang w:val="es_ES" w:bidi="es_ES"/>
-        </w:rPr>
-      </w:r>
     </w:p>
     <w:p>
       <w:pPr/>
@@ -3182,24 +1829,6 @@
         </w:rPr>
         <w:t xml:space="preserve"> Y el ángel me respondió, y díjome: Estos son los cuatro vientos de los cielos, que salen de donde están delante del Señor de toda la tierra.</w:t>
       </w:r>
-      <w:r>
-        <w:rPr>
-          <w:lang w:val="es_ES" w:bidi="es_ES"/>
-        </w:rPr>
-      </w:r>
-      <w:r>
-        <w:rPr>
-          <w:lang w:val="es_ES" w:bidi="es_ES"/>
-        </w:rPr>
-      </w:r>
-    </w:p>
-    <w:p>
-      <w:pPr/>
-      <w:r>
-        <w:rPr>
-          <w:lang w:val="es_ES" w:bidi="es_ES"/>
-        </w:rPr>
-      </w:r>
     </w:p>
     <w:p>
       <w:pPr/>
@@ -3221,24 +1850,6 @@
         </w:rPr>
         <w:t xml:space="preserve"> En el que estaban los caballos negros, salieron hacia la tierra del aquilón; y los blancos salieron tras ellos; y lo overos salieron hacia la tierra del mediodía.</w:t>
       </w:r>
-      <w:r>
-        <w:rPr>
-          <w:lang w:val="es_ES" w:bidi="es_ES"/>
-        </w:rPr>
-      </w:r>
-      <w:r>
-        <w:rPr>
-          <w:lang w:val="es_ES" w:bidi="es_ES"/>
-        </w:rPr>
-      </w:r>
-    </w:p>
-    <w:p>
-      <w:pPr/>
-      <w:r>
-        <w:rPr>
-          <w:lang w:val="es_ES" w:bidi="es_ES"/>
-        </w:rPr>
-      </w:r>
     </w:p>
     <w:p>
       <w:pPr/>
@@ -3260,24 +1871,6 @@
         </w:rPr>
         <w:t xml:space="preserve"> Y los rucios salieron, y se afanaron por ir á recorrer la tierra. Y dijo: Id, recorred la tierra. Y recorrieron la tierra.</w:t>
       </w:r>
-      <w:r>
-        <w:rPr>
-          <w:lang w:val="es_ES" w:bidi="es_ES"/>
-        </w:rPr>
-      </w:r>
-      <w:r>
-        <w:rPr>
-          <w:lang w:val="es_ES" w:bidi="es_ES"/>
-        </w:rPr>
-      </w:r>
-    </w:p>
-    <w:p>
-      <w:pPr/>
-      <w:r>
-        <w:rPr>
-          <w:lang w:val="es_ES" w:bidi="es_ES"/>
-        </w:rPr>
-      </w:r>
     </w:p>
     <w:p>
       <w:pPr/>
@@ -3299,24 +1892,6 @@
         </w:rPr>
         <w:t xml:space="preserve"> Luego me llamó, y hablóme diciendo: Mira, los que salieron hacia la tierra del aquilón hicieron reposar mi espíritu en la tierra del aquilón.</w:t>
       </w:r>
-      <w:r>
-        <w:rPr>
-          <w:lang w:val="es_ES" w:bidi="es_ES"/>
-        </w:rPr>
-      </w:r>
-      <w:r>
-        <w:rPr>
-          <w:lang w:val="es_ES" w:bidi="es_ES"/>
-        </w:rPr>
-      </w:r>
-    </w:p>
-    <w:p>
-      <w:pPr/>
-      <w:r>
-        <w:rPr>
-          <w:lang w:val="es_ES" w:bidi="es_ES"/>
-        </w:rPr>
-      </w:r>
     </w:p>
     <w:p>
       <w:pPr/>
@@ -3338,24 +1913,6 @@
         </w:rPr>
         <w:t xml:space="preserve"> Y fué á mí palabra de Jehová, diciendo:</w:t>
       </w:r>
-      <w:r>
-        <w:rPr>
-          <w:lang w:val="es_ES" w:bidi="es_ES"/>
-        </w:rPr>
-      </w:r>
-      <w:r>
-        <w:rPr>
-          <w:lang w:val="es_ES" w:bidi="es_ES"/>
-        </w:rPr>
-      </w:r>
-    </w:p>
-    <w:p>
-      <w:pPr/>
-      <w:r>
-        <w:rPr>
-          <w:lang w:val="es_ES" w:bidi="es_ES"/>
-        </w:rPr>
-      </w:r>
     </w:p>
     <w:p>
       <w:pPr/>
@@ -3377,24 +1934,6 @@
         </w:rPr>
         <w:t xml:space="preserve"> Toma de los del cautiverio, de Heldai, y de Tobías, y de Jedaía, los cuales volvieron de Babilonia; y vendrás tú en aquel día, y entrarás en casa de Josías hijo de Sefanías;</w:t>
       </w:r>
-      <w:r>
-        <w:rPr>
-          <w:lang w:val="es_ES" w:bidi="es_ES"/>
-        </w:rPr>
-      </w:r>
-      <w:r>
-        <w:rPr>
-          <w:lang w:val="es_ES" w:bidi="es_ES"/>
-        </w:rPr>
-      </w:r>
-    </w:p>
-    <w:p>
-      <w:pPr/>
-      <w:r>
-        <w:rPr>
-          <w:lang w:val="es_ES" w:bidi="es_ES"/>
-        </w:rPr>
-      </w:r>
     </w:p>
     <w:p>
       <w:pPr/>
@@ -3416,24 +1955,6 @@
         </w:rPr>
         <w:t xml:space="preserve"> Tomarás pues plata y oro, y harás coronas, y las pondrás en la cabeza del gran sacerdote Josué, hijo de Josadac;</w:t>
       </w:r>
-      <w:r>
-        <w:rPr>
-          <w:lang w:val="es_ES" w:bidi="es_ES"/>
-        </w:rPr>
-      </w:r>
-      <w:r>
-        <w:rPr>
-          <w:lang w:val="es_ES" w:bidi="es_ES"/>
-        </w:rPr>
-      </w:r>
-    </w:p>
-    <w:p>
-      <w:pPr/>
-      <w:r>
-        <w:rPr>
-          <w:lang w:val="es_ES" w:bidi="es_ES"/>
-        </w:rPr>
-      </w:r>
     </w:p>
     <w:p>
       <w:pPr/>
@@ -3455,24 +1976,6 @@
         </w:rPr>
         <w:t xml:space="preserve"> Y le hablarás, diciendo: Así ha hablado Jehová de los ejércitos, diciendo: He aquí el varón cuyo nombre es Pimpollo, el cual germinará de su lugar, y edificará el templo de Jehová:</w:t>
       </w:r>
-      <w:r>
-        <w:rPr>
-          <w:lang w:val="es_ES" w:bidi="es_ES"/>
-        </w:rPr>
-      </w:r>
-      <w:r>
-        <w:rPr>
-          <w:lang w:val="es_ES" w:bidi="es_ES"/>
-        </w:rPr>
-      </w:r>
-    </w:p>
-    <w:p>
-      <w:pPr/>
-      <w:r>
-        <w:rPr>
-          <w:lang w:val="es_ES" w:bidi="es_ES"/>
-        </w:rPr>
-      </w:r>
     </w:p>
     <w:p>
       <w:pPr/>
@@ -3494,24 +1997,6 @@
         </w:rPr>
         <w:t xml:space="preserve"> El edificará el templo de Jehová, y él llevará gloria, y se sentará y dominará en su trono, y será sacerdote en su solio; y consejo de paz será entre ambos á dos.</w:t>
       </w:r>
-      <w:r>
-        <w:rPr>
-          <w:lang w:val="es_ES" w:bidi="es_ES"/>
-        </w:rPr>
-      </w:r>
-      <w:r>
-        <w:rPr>
-          <w:lang w:val="es_ES" w:bidi="es_ES"/>
-        </w:rPr>
-      </w:r>
-    </w:p>
-    <w:p>
-      <w:pPr/>
-      <w:r>
-        <w:rPr>
-          <w:lang w:val="es_ES" w:bidi="es_ES"/>
-        </w:rPr>
-      </w:r>
     </w:p>
     <w:p>
       <w:pPr/>
@@ -3533,24 +2018,6 @@
         </w:rPr>
         <w:t xml:space="preserve"> Y Helem, y Tobías, y Jedaía, y Hen, hijo de Sefanías, tendrán coronas por memorial en el templo de Jehová.</w:t>
       </w:r>
-      <w:r>
-        <w:rPr>
-          <w:lang w:val="es_ES" w:bidi="es_ES"/>
-        </w:rPr>
-      </w:r>
-      <w:r>
-        <w:rPr>
-          <w:lang w:val="es_ES" w:bidi="es_ES"/>
-        </w:rPr>
-      </w:r>
-    </w:p>
-    <w:p>
-      <w:pPr/>
-      <w:r>
-        <w:rPr>
-          <w:lang w:val="es_ES" w:bidi="es_ES"/>
-        </w:rPr>
-      </w:r>
     </w:p>
     <w:p>
       <w:pPr/>
@@ -3572,24 +2039,6 @@
         </w:rPr>
         <w:t xml:space="preserve"> Y los que están lejos vendrán y edificarán en el templo de Jehová, y conoceréis que Jehová de los ejércitos me ha enviado á vosotros. Y será esto, si oyereis obedientes la voz de Jehová vuestro Dios.</w:t>
       </w:r>
-      <w:r>
-        <w:rPr>
-          <w:lang w:val="es_ES" w:bidi="es_ES"/>
-        </w:rPr>
-      </w:r>
-      <w:r>
-        <w:rPr>
-          <w:lang w:val="es_ES" w:bidi="es_ES"/>
-        </w:rPr>
-      </w:r>
-    </w:p>
-    <w:p>
-      <w:pPr/>
-      <w:r>
-        <w:rPr>
-          <w:lang w:val="es_ES" w:bidi="es_ES"/>
-        </w:rPr>
-      </w:r>
     </w:p>
     <w:p>
       <w:pPr>
@@ -3599,7 +2048,7 @@
         <w:rPr>
           <w:lang w:val="es_ES" w:bidi="es_ES"/>
         </w:rPr>
-        <w:t>Zechariah 7:1</w:t>
+        <w:t>Zacarías 7:1</w:t>
       </w:r>
       <w:r>
         <w:rPr>
@@ -3627,24 +2076,6 @@
         </w:rPr>
         <w:t xml:space="preserve"> Y ACONTECIÓ en el año cuarto del rey Darío, que fué palabra de Jehová á Zacarías á los cuatro del mes noveno, que es Chisleu;</w:t>
       </w:r>
-      <w:r>
-        <w:rPr>
-          <w:lang w:val="es_ES" w:bidi="es_ES"/>
-        </w:rPr>
-      </w:r>
-      <w:r>
-        <w:rPr>
-          <w:lang w:val="es_ES" w:bidi="es_ES"/>
-        </w:rPr>
-      </w:r>
-    </w:p>
-    <w:p>
-      <w:pPr/>
-      <w:r>
-        <w:rPr>
-          <w:lang w:val="es_ES" w:bidi="es_ES"/>
-        </w:rPr>
-      </w:r>
     </w:p>
     <w:p>
       <w:pPr/>
@@ -3666,24 +2097,6 @@
         </w:rPr>
         <w:t xml:space="preserve"> Cuando fué enviado á la casa de Dios, Saraser, con Regem-melech y sus hombres, á implorar el favor de Jehová,</w:t>
       </w:r>
-      <w:r>
-        <w:rPr>
-          <w:lang w:val="es_ES" w:bidi="es_ES"/>
-        </w:rPr>
-      </w:r>
-      <w:r>
-        <w:rPr>
-          <w:lang w:val="es_ES" w:bidi="es_ES"/>
-        </w:rPr>
-      </w:r>
-    </w:p>
-    <w:p>
-      <w:pPr/>
-      <w:r>
-        <w:rPr>
-          <w:lang w:val="es_ES" w:bidi="es_ES"/>
-        </w:rPr>
-      </w:r>
     </w:p>
     <w:p>
       <w:pPr/>
@@ -3705,24 +2118,6 @@
         </w:rPr>
         <w:t xml:space="preserve"> Y á hablar á los sacerdotes que estaban en la casa de Jehová de los ejércitos, y á los profetas, diciendo: ¿Lloraremos en el mes quinto? ¿haremos abstinencia como hemos hecho ya algunos años?</w:t>
       </w:r>
-      <w:r>
-        <w:rPr>
-          <w:lang w:val="es_ES" w:bidi="es_ES"/>
-        </w:rPr>
-      </w:r>
-      <w:r>
-        <w:rPr>
-          <w:lang w:val="es_ES" w:bidi="es_ES"/>
-        </w:rPr>
-      </w:r>
-    </w:p>
-    <w:p>
-      <w:pPr/>
-      <w:r>
-        <w:rPr>
-          <w:lang w:val="es_ES" w:bidi="es_ES"/>
-        </w:rPr>
-      </w:r>
     </w:p>
     <w:p>
       <w:pPr/>
@@ -3744,24 +2139,6 @@
         </w:rPr>
         <w:t xml:space="preserve"> Fué pues á mí palabra de Jehová de los ejércitos, diciendo:</w:t>
       </w:r>
-      <w:r>
-        <w:rPr>
-          <w:lang w:val="es_ES" w:bidi="es_ES"/>
-        </w:rPr>
-      </w:r>
-      <w:r>
-        <w:rPr>
-          <w:lang w:val="es_ES" w:bidi="es_ES"/>
-        </w:rPr>
-      </w:r>
-    </w:p>
-    <w:p>
-      <w:pPr/>
-      <w:r>
-        <w:rPr>
-          <w:lang w:val="es_ES" w:bidi="es_ES"/>
-        </w:rPr>
-      </w:r>
     </w:p>
     <w:p>
       <w:pPr/>
@@ -3783,24 +2160,6 @@
         </w:rPr>
         <w:t xml:space="preserve"> Habla á todo el pueblo del país, y á los sacerdotes, diciendo: Cuando ayunasteis y llorasteis en el quinto y en el séptimo mes estos setenta años, ¿habéis ayunado para mí?</w:t>
       </w:r>
-      <w:r>
-        <w:rPr>
-          <w:lang w:val="es_ES" w:bidi="es_ES"/>
-        </w:rPr>
-      </w:r>
-      <w:r>
-        <w:rPr>
-          <w:lang w:val="es_ES" w:bidi="es_ES"/>
-        </w:rPr>
-      </w:r>
-    </w:p>
-    <w:p>
-      <w:pPr/>
-      <w:r>
-        <w:rPr>
-          <w:lang w:val="es_ES" w:bidi="es_ES"/>
-        </w:rPr>
-      </w:r>
     </w:p>
     <w:p>
       <w:pPr/>
@@ -3822,24 +2181,6 @@
         </w:rPr>
         <w:t xml:space="preserve"> Y cuando coméis y bebéis, ¿no coméis y bebéis para vosotros?</w:t>
       </w:r>
-      <w:r>
-        <w:rPr>
-          <w:lang w:val="es_ES" w:bidi="es_ES"/>
-        </w:rPr>
-      </w:r>
-      <w:r>
-        <w:rPr>
-          <w:lang w:val="es_ES" w:bidi="es_ES"/>
-        </w:rPr>
-      </w:r>
-    </w:p>
-    <w:p>
-      <w:pPr/>
-      <w:r>
-        <w:rPr>
-          <w:lang w:val="es_ES" w:bidi="es_ES"/>
-        </w:rPr>
-      </w:r>
     </w:p>
     <w:p>
       <w:pPr/>
@@ -3861,24 +2202,6 @@
         </w:rPr>
         <w:t xml:space="preserve"> ¿No son estas las palabras que publicó Jehová por mano de los profetas primeros, cuando Jerusalem estaba habitada y quieta, y sus ciudades en sus alrededores, y el mediodía y la campiña se habitaban?</w:t>
       </w:r>
-      <w:r>
-        <w:rPr>
-          <w:lang w:val="es_ES" w:bidi="es_ES"/>
-        </w:rPr>
-      </w:r>
-      <w:r>
-        <w:rPr>
-          <w:lang w:val="es_ES" w:bidi="es_ES"/>
-        </w:rPr>
-      </w:r>
-    </w:p>
-    <w:p>
-      <w:pPr/>
-      <w:r>
-        <w:rPr>
-          <w:lang w:val="es_ES" w:bidi="es_ES"/>
-        </w:rPr>
-      </w:r>
     </w:p>
     <w:p>
       <w:pPr/>
@@ -3900,24 +2223,6 @@
         </w:rPr>
         <w:t xml:space="preserve"> Y fué palabra de Jehová á Zacarías, diciendo:</w:t>
       </w:r>
-      <w:r>
-        <w:rPr>
-          <w:lang w:val="es_ES" w:bidi="es_ES"/>
-        </w:rPr>
-      </w:r>
-      <w:r>
-        <w:rPr>
-          <w:lang w:val="es_ES" w:bidi="es_ES"/>
-        </w:rPr>
-      </w:r>
-    </w:p>
-    <w:p>
-      <w:pPr/>
-      <w:r>
-        <w:rPr>
-          <w:lang w:val="es_ES" w:bidi="es_ES"/>
-        </w:rPr>
-      </w:r>
     </w:p>
     <w:p>
       <w:pPr/>
@@ -3939,24 +2244,6 @@
         </w:rPr>
         <w:t xml:space="preserve"> Así habló Jehová de los ejércitos, diciendo: Juzgad juicio verdadero, y haced misericordia y piedad cada cual con su hermano:</w:t>
       </w:r>
-      <w:r>
-        <w:rPr>
-          <w:lang w:val="es_ES" w:bidi="es_ES"/>
-        </w:rPr>
-      </w:r>
-      <w:r>
-        <w:rPr>
-          <w:lang w:val="es_ES" w:bidi="es_ES"/>
-        </w:rPr>
-      </w:r>
-    </w:p>
-    <w:p>
-      <w:pPr/>
-      <w:r>
-        <w:rPr>
-          <w:lang w:val="es_ES" w:bidi="es_ES"/>
-        </w:rPr>
-      </w:r>
     </w:p>
     <w:p>
       <w:pPr/>
@@ -3978,24 +2265,6 @@
         </w:rPr>
         <w:t xml:space="preserve"> No agraviéis á la viuda, ni al huérfano, ni al extranjero, ni al pobre; ni ninguno piense mal en su corazón contra su hermano.</w:t>
       </w:r>
-      <w:r>
-        <w:rPr>
-          <w:lang w:val="es_ES" w:bidi="es_ES"/>
-        </w:rPr>
-      </w:r>
-      <w:r>
-        <w:rPr>
-          <w:lang w:val="es_ES" w:bidi="es_ES"/>
-        </w:rPr>
-      </w:r>
-    </w:p>
-    <w:p>
-      <w:pPr/>
-      <w:r>
-        <w:rPr>
-          <w:lang w:val="es_ES" w:bidi="es_ES"/>
-        </w:rPr>
-      </w:r>
     </w:p>
     <w:p>
       <w:pPr/>
@@ -4017,24 +2286,6 @@
         </w:rPr>
         <w:t xml:space="preserve"> Empero no quisieron escuchar, antes dieron hombro rebelado, y agravaron sus oídos para no oir:</w:t>
       </w:r>
-      <w:r>
-        <w:rPr>
-          <w:lang w:val="es_ES" w:bidi="es_ES"/>
-        </w:rPr>
-      </w:r>
-      <w:r>
-        <w:rPr>
-          <w:lang w:val="es_ES" w:bidi="es_ES"/>
-        </w:rPr>
-      </w:r>
-    </w:p>
-    <w:p>
-      <w:pPr/>
-      <w:r>
-        <w:rPr>
-          <w:lang w:val="es_ES" w:bidi="es_ES"/>
-        </w:rPr>
-      </w:r>
     </w:p>
     <w:p>
       <w:pPr/>
@@ -4056,24 +2307,6 @@
         </w:rPr>
         <w:t xml:space="preserve"> Y pusieron su corazón como diamante, para no oir la ley ni las palabras que Jehová de los ejércitos enviaba por su espíritu, por mano de los profetas primeros: fué, por tanto, hecho grande castigo por Jehová de los ejércitos.</w:t>
       </w:r>
-      <w:r>
-        <w:rPr>
-          <w:lang w:val="es_ES" w:bidi="es_ES"/>
-        </w:rPr>
-      </w:r>
-      <w:r>
-        <w:rPr>
-          <w:lang w:val="es_ES" w:bidi="es_ES"/>
-        </w:rPr>
-      </w:r>
-    </w:p>
-    <w:p>
-      <w:pPr/>
-      <w:r>
-        <w:rPr>
-          <w:lang w:val="es_ES" w:bidi="es_ES"/>
-        </w:rPr>
-      </w:r>
     </w:p>
     <w:p>
       <w:pPr/>
@@ -4095,24 +2328,6 @@
         </w:rPr>
         <w:t xml:space="preserve"> Y aconteció que como él clamó, y no escucharon, así ellos clamaron, y yo no escuché, dice Jehová de los ejércitos;</w:t>
       </w:r>
-      <w:r>
-        <w:rPr>
-          <w:lang w:val="es_ES" w:bidi="es_ES"/>
-        </w:rPr>
-      </w:r>
-      <w:r>
-        <w:rPr>
-          <w:lang w:val="es_ES" w:bidi="es_ES"/>
-        </w:rPr>
-      </w:r>
-    </w:p>
-    <w:p>
-      <w:pPr/>
-      <w:r>
-        <w:rPr>
-          <w:lang w:val="es_ES" w:bidi="es_ES"/>
-        </w:rPr>
-      </w:r>
     </w:p>
     <w:p>
       <w:pPr/>
@@ -4134,24 +2349,6 @@
         </w:rPr>
         <w:t xml:space="preserve"> Antes los esparcí con torbellino por todas las gentes que ellos no conocían, y la tierra fué desolada tras de ellos, sin quedar quien fuese ni viniese; pues tornaron en asolamiento el país deseable.</w:t>
       </w:r>
-      <w:r>
-        <w:rPr>
-          <w:lang w:val="es_ES" w:bidi="es_ES"/>
-        </w:rPr>
-      </w:r>
-      <w:r>
-        <w:rPr>
-          <w:lang w:val="es_ES" w:bidi="es_ES"/>
-        </w:rPr>
-      </w:r>
-    </w:p>
-    <w:p>
-      <w:pPr/>
-      <w:r>
-        <w:rPr>
-          <w:lang w:val="es_ES" w:bidi="es_ES"/>
-        </w:rPr>
-      </w:r>
     </w:p>
     <w:p>
       <w:pPr>
@@ -4161,7 +2358,7 @@
         <w:rPr>
           <w:lang w:val="es_ES" w:bidi="es_ES"/>
         </w:rPr>
-        <w:t>Zechariah 8:1</w:t>
+        <w:t>Zacarías 8:1</w:t>
       </w:r>
       <w:r>
         <w:rPr>
@@ -4189,24 +2386,6 @@
         </w:rPr>
         <w:t xml:space="preserve"> Y FUÉ á mí palabra de Jehová de los ejércitos, diciendo:</w:t>
       </w:r>
-      <w:r>
-        <w:rPr>
-          <w:lang w:val="es_ES" w:bidi="es_ES"/>
-        </w:rPr>
-      </w:r>
-      <w:r>
-        <w:rPr>
-          <w:lang w:val="es_ES" w:bidi="es_ES"/>
-        </w:rPr>
-      </w:r>
-    </w:p>
-    <w:p>
-      <w:pPr/>
-      <w:r>
-        <w:rPr>
-          <w:lang w:val="es_ES" w:bidi="es_ES"/>
-        </w:rPr>
-      </w:r>
     </w:p>
     <w:p>
       <w:pPr/>
@@ -4228,24 +2407,6 @@
         </w:rPr>
         <w:t xml:space="preserve"> Así ha dicho Jehová de los ejércitos: Yo he celado á Sión con grande celo, y con grande ira la celé.</w:t>
       </w:r>
-      <w:r>
-        <w:rPr>
-          <w:lang w:val="es_ES" w:bidi="es_ES"/>
-        </w:rPr>
-      </w:r>
-      <w:r>
-        <w:rPr>
-          <w:lang w:val="es_ES" w:bidi="es_ES"/>
-        </w:rPr>
-      </w:r>
-    </w:p>
-    <w:p>
-      <w:pPr/>
-      <w:r>
-        <w:rPr>
-          <w:lang w:val="es_ES" w:bidi="es_ES"/>
-        </w:rPr>
-      </w:r>
     </w:p>
     <w:p>
       <w:pPr/>
@@ -4267,24 +2428,6 @@
         </w:rPr>
         <w:t xml:space="preserve"> Así dice Jehová: Yo he restituído á Sión, y moraré en medio de Jerusalem: y Jerusalem se llamará Ciudad de Verdad, y el monte de Jehová de los ejércitos, Monte de Santidad.</w:t>
       </w:r>
-      <w:r>
-        <w:rPr>
-          <w:lang w:val="es_ES" w:bidi="es_ES"/>
-        </w:rPr>
-      </w:r>
-      <w:r>
-        <w:rPr>
-          <w:lang w:val="es_ES" w:bidi="es_ES"/>
-        </w:rPr>
-      </w:r>
-    </w:p>
-    <w:p>
-      <w:pPr/>
-      <w:r>
-        <w:rPr>
-          <w:lang w:val="es_ES" w:bidi="es_ES"/>
-        </w:rPr>
-      </w:r>
     </w:p>
     <w:p>
       <w:pPr/>
@@ -4306,24 +2449,6 @@
         </w:rPr>
         <w:t xml:space="preserve"> Así ha dicho Jehová de los ejércitos: Aun han de morar viejos y viejas en las plazas de Jerusalem, y cada cual con bordón en su mano por la multitud de los días.</w:t>
       </w:r>
-      <w:r>
-        <w:rPr>
-          <w:lang w:val="es_ES" w:bidi="es_ES"/>
-        </w:rPr>
-      </w:r>
-      <w:r>
-        <w:rPr>
-          <w:lang w:val="es_ES" w:bidi="es_ES"/>
-        </w:rPr>
-      </w:r>
-    </w:p>
-    <w:p>
-      <w:pPr/>
-      <w:r>
-        <w:rPr>
-          <w:lang w:val="es_ES" w:bidi="es_ES"/>
-        </w:rPr>
-      </w:r>
     </w:p>
     <w:p>
       <w:pPr/>
@@ -4345,24 +2470,6 @@
         </w:rPr>
         <w:t xml:space="preserve"> Y las calles de la ciudad serán llenas de muchachos y muchachas, que jugarán en las calles.</w:t>
       </w:r>
-      <w:r>
-        <w:rPr>
-          <w:lang w:val="es_ES" w:bidi="es_ES"/>
-        </w:rPr>
-      </w:r>
-      <w:r>
-        <w:rPr>
-          <w:lang w:val="es_ES" w:bidi="es_ES"/>
-        </w:rPr>
-      </w:r>
-    </w:p>
-    <w:p>
-      <w:pPr/>
-      <w:r>
-        <w:rPr>
-          <w:lang w:val="es_ES" w:bidi="es_ES"/>
-        </w:rPr>
-      </w:r>
     </w:p>
     <w:p>
       <w:pPr/>
@@ -4384,24 +2491,6 @@
         </w:rPr>
         <w:t xml:space="preserve"> Así dice Jehová de los ejércitos: Si esto parecerá dificultoso á los ojos del resto de este pueblo en aquellos días, ¿también será dificultoso delante de mis ojos? dice Jehová de los ejércitos.</w:t>
       </w:r>
-      <w:r>
-        <w:rPr>
-          <w:lang w:val="es_ES" w:bidi="es_ES"/>
-        </w:rPr>
-      </w:r>
-      <w:r>
-        <w:rPr>
-          <w:lang w:val="es_ES" w:bidi="es_ES"/>
-        </w:rPr>
-      </w:r>
-    </w:p>
-    <w:p>
-      <w:pPr/>
-      <w:r>
-        <w:rPr>
-          <w:lang w:val="es_ES" w:bidi="es_ES"/>
-        </w:rPr>
-      </w:r>
     </w:p>
     <w:p>
       <w:pPr/>
@@ -4423,24 +2512,6 @@
         </w:rPr>
         <w:t xml:space="preserve"> Así ha dicho Jehová de los ejércitos: He aquí, yo salvo mi pueblo de la tierra del oriente, y de la tierra donde se pone el sol;</w:t>
       </w:r>
-      <w:r>
-        <w:rPr>
-          <w:lang w:val="es_ES" w:bidi="es_ES"/>
-        </w:rPr>
-      </w:r>
-      <w:r>
-        <w:rPr>
-          <w:lang w:val="es_ES" w:bidi="es_ES"/>
-        </w:rPr>
-      </w:r>
-    </w:p>
-    <w:p>
-      <w:pPr/>
-      <w:r>
-        <w:rPr>
-          <w:lang w:val="es_ES" w:bidi="es_ES"/>
-        </w:rPr>
-      </w:r>
     </w:p>
     <w:p>
       <w:pPr/>
@@ -4462,24 +2533,6 @@
         </w:rPr>
         <w:t xml:space="preserve"> Y traerélos, y habitarán en medio de Jerusalem; y me serán por pueblo, y yo seré á ellos por Dios con verdad y con justicia.</w:t>
       </w:r>
-      <w:r>
-        <w:rPr>
-          <w:lang w:val="es_ES" w:bidi="es_ES"/>
-        </w:rPr>
-      </w:r>
-      <w:r>
-        <w:rPr>
-          <w:lang w:val="es_ES" w:bidi="es_ES"/>
-        </w:rPr>
-      </w:r>
-    </w:p>
-    <w:p>
-      <w:pPr/>
-      <w:r>
-        <w:rPr>
-          <w:lang w:val="es_ES" w:bidi="es_ES"/>
-        </w:rPr>
-      </w:r>
     </w:p>
     <w:p>
       <w:pPr/>
@@ -4501,24 +2554,6 @@
         </w:rPr>
         <w:t xml:space="preserve"> Así ha dicho Jehová de los ejércitos: Esfuércense vuestras manos, de vosotros los que oís en estos días estas palabras de la boca de los profetas, desde el día que se echó el cimiento á la casa de Jehová de los ejércitos, para edificar el templo.</w:t>
       </w:r>
-      <w:r>
-        <w:rPr>
-          <w:lang w:val="es_ES" w:bidi="es_ES"/>
-        </w:rPr>
-      </w:r>
-      <w:r>
-        <w:rPr>
-          <w:lang w:val="es_ES" w:bidi="es_ES"/>
-        </w:rPr>
-      </w:r>
-    </w:p>
-    <w:p>
-      <w:pPr/>
-      <w:r>
-        <w:rPr>
-          <w:lang w:val="es_ES" w:bidi="es_ES"/>
-        </w:rPr>
-      </w:r>
     </w:p>
     <w:p>
       <w:pPr/>
@@ -4540,24 +2575,6 @@
         </w:rPr>
         <w:t xml:space="preserve"> Porque antes de estos días no ha habido paga de hombre, ni paga de bestia, ni hubo paz alguna para entrante ni para saliente, á causa del enemigo: y yo dejé todos los hombres, cada cual contra su compañero.</w:t>
       </w:r>
-      <w:r>
-        <w:rPr>
-          <w:lang w:val="es_ES" w:bidi="es_ES"/>
-        </w:rPr>
-      </w:r>
-      <w:r>
-        <w:rPr>
-          <w:lang w:val="es_ES" w:bidi="es_ES"/>
-        </w:rPr>
-      </w:r>
-    </w:p>
-    <w:p>
-      <w:pPr/>
-      <w:r>
-        <w:rPr>
-          <w:lang w:val="es_ES" w:bidi="es_ES"/>
-        </w:rPr>
-      </w:r>
     </w:p>
     <w:p>
       <w:pPr/>
@@ -4579,24 +2596,6 @@
         </w:rPr>
         <w:t xml:space="preserve"> Mas ahora no lo haré con el resto de este pueblo como en aquellos días pasados, dice Jehová de los ejércitos.</w:t>
       </w:r>
-      <w:r>
-        <w:rPr>
-          <w:lang w:val="es_ES" w:bidi="es_ES"/>
-        </w:rPr>
-      </w:r>
-      <w:r>
-        <w:rPr>
-          <w:lang w:val="es_ES" w:bidi="es_ES"/>
-        </w:rPr>
-      </w:r>
-    </w:p>
-    <w:p>
-      <w:pPr/>
-      <w:r>
-        <w:rPr>
-          <w:lang w:val="es_ES" w:bidi="es_ES"/>
-        </w:rPr>
-      </w:r>
     </w:p>
     <w:p>
       <w:pPr/>
@@ -4618,24 +2617,6 @@
         </w:rPr>
         <w:t xml:space="preserve"> Porque habrá simiente de paz; la vid dará su fruto, y dará su producto la tierra, y los cielos darán su rocío; y haré que el resto de este pueblo posea todo esto.</w:t>
       </w:r>
-      <w:r>
-        <w:rPr>
-          <w:lang w:val="es_ES" w:bidi="es_ES"/>
-        </w:rPr>
-      </w:r>
-      <w:r>
-        <w:rPr>
-          <w:lang w:val="es_ES" w:bidi="es_ES"/>
-        </w:rPr>
-      </w:r>
-    </w:p>
-    <w:p>
-      <w:pPr/>
-      <w:r>
-        <w:rPr>
-          <w:lang w:val="es_ES" w:bidi="es_ES"/>
-        </w:rPr>
-      </w:r>
     </w:p>
     <w:p>
       <w:pPr/>
@@ -4657,24 +2638,6 @@
         </w:rPr>
         <w:t xml:space="preserve"> Y será que como fuisteis maldición entre las gentes, oh casa de Judá y casa de Israel, así os salvaré, y seréis bendición. No temáis, mas esfuércense vuestras manos.</w:t>
       </w:r>
-      <w:r>
-        <w:rPr>
-          <w:lang w:val="es_ES" w:bidi="es_ES"/>
-        </w:rPr>
-      </w:r>
-      <w:r>
-        <w:rPr>
-          <w:lang w:val="es_ES" w:bidi="es_ES"/>
-        </w:rPr>
-      </w:r>
-    </w:p>
-    <w:p>
-      <w:pPr/>
-      <w:r>
-        <w:rPr>
-          <w:lang w:val="es_ES" w:bidi="es_ES"/>
-        </w:rPr>
-      </w:r>
     </w:p>
     <w:p>
       <w:pPr/>
@@ -4696,24 +2659,6 @@
         </w:rPr>
         <w:t xml:space="preserve"> Porque así ha dicho Jehová de los ejércitos: Como pensé haceros mal cuando vuestros padres me provocaron á ira, dice Jehová de los ejércitos, y no me arrepentí;</w:t>
       </w:r>
-      <w:r>
-        <w:rPr>
-          <w:lang w:val="es_ES" w:bidi="es_ES"/>
-        </w:rPr>
-      </w:r>
-      <w:r>
-        <w:rPr>
-          <w:lang w:val="es_ES" w:bidi="es_ES"/>
-        </w:rPr>
-      </w:r>
-    </w:p>
-    <w:p>
-      <w:pPr/>
-      <w:r>
-        <w:rPr>
-          <w:lang w:val="es_ES" w:bidi="es_ES"/>
-        </w:rPr>
-      </w:r>
     </w:p>
     <w:p>
       <w:pPr/>
@@ -4735,24 +2680,6 @@
         </w:rPr>
         <w:t xml:space="preserve"> Así tornando he pensado de hacer bien á Jerusalem y á la casa de Judá en estos días: no temáis.</w:t>
       </w:r>
-      <w:r>
-        <w:rPr>
-          <w:lang w:val="es_ES" w:bidi="es_ES"/>
-        </w:rPr>
-      </w:r>
-      <w:r>
-        <w:rPr>
-          <w:lang w:val="es_ES" w:bidi="es_ES"/>
-        </w:rPr>
-      </w:r>
-    </w:p>
-    <w:p>
-      <w:pPr/>
-      <w:r>
-        <w:rPr>
-          <w:lang w:val="es_ES" w:bidi="es_ES"/>
-        </w:rPr>
-      </w:r>
     </w:p>
     <w:p>
       <w:pPr/>
@@ -4774,24 +2701,6 @@
         </w:rPr>
         <w:t xml:space="preserve"> Estas son las cosas que habéis de hacer: Hablad verdad cada cual con su prójimo; juzgad en vuestras puertas verdad y juicio de paz:</w:t>
       </w:r>
-      <w:r>
-        <w:rPr>
-          <w:lang w:val="es_ES" w:bidi="es_ES"/>
-        </w:rPr>
-      </w:r>
-      <w:r>
-        <w:rPr>
-          <w:lang w:val="es_ES" w:bidi="es_ES"/>
-        </w:rPr>
-      </w:r>
-    </w:p>
-    <w:p>
-      <w:pPr/>
-      <w:r>
-        <w:rPr>
-          <w:lang w:val="es_ES" w:bidi="es_ES"/>
-        </w:rPr>
-      </w:r>
     </w:p>
     <w:p>
       <w:pPr/>
@@ -4813,24 +2722,6 @@
         </w:rPr>
         <w:t xml:space="preserve"> Y ninguno de vosotros piense mal en su corazón contra su prójimo, ni améis juramento falso: porque todas estas son cosas que aborrezco, dice Jehová.</w:t>
       </w:r>
-      <w:r>
-        <w:rPr>
-          <w:lang w:val="es_ES" w:bidi="es_ES"/>
-        </w:rPr>
-      </w:r>
-      <w:r>
-        <w:rPr>
-          <w:lang w:val="es_ES" w:bidi="es_ES"/>
-        </w:rPr>
-      </w:r>
-    </w:p>
-    <w:p>
-      <w:pPr/>
-      <w:r>
-        <w:rPr>
-          <w:lang w:val="es_ES" w:bidi="es_ES"/>
-        </w:rPr>
-      </w:r>
     </w:p>
     <w:p>
       <w:pPr/>
@@ -4852,24 +2743,6 @@
         </w:rPr>
         <w:t xml:space="preserve"> Y fué á mí palabra de Jehová de los ejércitos, diciendo:</w:t>
       </w:r>
-      <w:r>
-        <w:rPr>
-          <w:lang w:val="es_ES" w:bidi="es_ES"/>
-        </w:rPr>
-      </w:r>
-      <w:r>
-        <w:rPr>
-          <w:lang w:val="es_ES" w:bidi="es_ES"/>
-        </w:rPr>
-      </w:r>
-    </w:p>
-    <w:p>
-      <w:pPr/>
-      <w:r>
-        <w:rPr>
-          <w:lang w:val="es_ES" w:bidi="es_ES"/>
-        </w:rPr>
-      </w:r>
     </w:p>
     <w:p>
       <w:pPr/>
@@ -4891,24 +2764,6 @@
         </w:rPr>
         <w:t xml:space="preserve"> Así ha dicho Jehová de los ejércitos: El ayuno del cuarto mes, y el ayuno del quinto, y el ayuno del séptimo, y el ayuno del décimo, se tornarán á la casa de Judá en gozo y alegría, y en festivas solemnidades. Amad pues verdad y paz.</w:t>
       </w:r>
-      <w:r>
-        <w:rPr>
-          <w:lang w:val="es_ES" w:bidi="es_ES"/>
-        </w:rPr>
-      </w:r>
-      <w:r>
-        <w:rPr>
-          <w:lang w:val="es_ES" w:bidi="es_ES"/>
-        </w:rPr>
-      </w:r>
-    </w:p>
-    <w:p>
-      <w:pPr/>
-      <w:r>
-        <w:rPr>
-          <w:lang w:val="es_ES" w:bidi="es_ES"/>
-        </w:rPr>
-      </w:r>
     </w:p>
     <w:p>
       <w:pPr/>
@@ -4930,24 +2785,6 @@
         </w:rPr>
         <w:t xml:space="preserve"> Así ha dicho Jehová de los ejércitos: Aun vendrán pueblos, y moradores de muchas ciudades;</w:t>
       </w:r>
-      <w:r>
-        <w:rPr>
-          <w:lang w:val="es_ES" w:bidi="es_ES"/>
-        </w:rPr>
-      </w:r>
-      <w:r>
-        <w:rPr>
-          <w:lang w:val="es_ES" w:bidi="es_ES"/>
-        </w:rPr>
-      </w:r>
-    </w:p>
-    <w:p>
-      <w:pPr/>
-      <w:r>
-        <w:rPr>
-          <w:lang w:val="es_ES" w:bidi="es_ES"/>
-        </w:rPr>
-      </w:r>
     </w:p>
     <w:p>
       <w:pPr/>
@@ -4969,24 +2806,6 @@
         </w:rPr>
         <w:t xml:space="preserve"> Y vendrán los moradores de la una á la otra, y dirán: Vamos á implorar el favor de Jehová, y á buscar á Jehová de los ejércitos. Yo también iré.</w:t>
       </w:r>
-      <w:r>
-        <w:rPr>
-          <w:lang w:val="es_ES" w:bidi="es_ES"/>
-        </w:rPr>
-      </w:r>
-      <w:r>
-        <w:rPr>
-          <w:lang w:val="es_ES" w:bidi="es_ES"/>
-        </w:rPr>
-      </w:r>
-    </w:p>
-    <w:p>
-      <w:pPr/>
-      <w:r>
-        <w:rPr>
-          <w:lang w:val="es_ES" w:bidi="es_ES"/>
-        </w:rPr>
-      </w:r>
     </w:p>
     <w:p>
       <w:pPr/>
@@ -5008,24 +2827,6 @@
         </w:rPr>
         <w:t xml:space="preserve"> Y vendrán muchos pueblos y fuertes naciones á buscar á Jehová de los ejércitos en Jerusalem, y á implorar el favor de Jehová.</w:t>
       </w:r>
-      <w:r>
-        <w:rPr>
-          <w:lang w:val="es_ES" w:bidi="es_ES"/>
-        </w:rPr>
-      </w:r>
-      <w:r>
-        <w:rPr>
-          <w:lang w:val="es_ES" w:bidi="es_ES"/>
-        </w:rPr>
-      </w:r>
-    </w:p>
-    <w:p>
-      <w:pPr/>
-      <w:r>
-        <w:rPr>
-          <w:lang w:val="es_ES" w:bidi="es_ES"/>
-        </w:rPr>
-      </w:r>
     </w:p>
     <w:p>
       <w:pPr/>
@@ -5047,24 +2848,6 @@
         </w:rPr>
         <w:t xml:space="preserve"> Así ha dicho Jehová de los ejércitos: En aquellos días acontecerá que diez hombres de todas las lenguas de las gentes, trabarán de la falda de un Judío, diciendo: Iremos con vosotros, porque hemos oído que Dios está con vosotros.</w:t>
       </w:r>
-      <w:r>
-        <w:rPr>
-          <w:lang w:val="es_ES" w:bidi="es_ES"/>
-        </w:rPr>
-      </w:r>
-      <w:r>
-        <w:rPr>
-          <w:lang w:val="es_ES" w:bidi="es_ES"/>
-        </w:rPr>
-      </w:r>
-    </w:p>
-    <w:p>
-      <w:pPr/>
-      <w:r>
-        <w:rPr>
-          <w:lang w:val="es_ES" w:bidi="es_ES"/>
-        </w:rPr>
-      </w:r>
     </w:p>
     <w:p>
       <w:pPr>
@@ -5074,7 +2857,7 @@
         <w:rPr>
           <w:lang w:val="es_ES" w:bidi="es_ES"/>
         </w:rPr>
-        <w:t>Zechariah 9:1</w:t>
+        <w:t>Zacarías 9:1</w:t>
       </w:r>
       <w:r>
         <w:rPr>
@@ -5102,24 +2885,6 @@
         </w:rPr>
         <w:t xml:space="preserve"> CARGA de la palabra de Jehová contra tierra de Hadrach, y de Damasco su reposo: porque á Jehová están vueltos los ojos de los hombres, y de todas las tribus de Israel.</w:t>
       </w:r>
-      <w:r>
-        <w:rPr>
-          <w:lang w:val="es_ES" w:bidi="es_ES"/>
-        </w:rPr>
-      </w:r>
-      <w:r>
-        <w:rPr>
-          <w:lang w:val="es_ES" w:bidi="es_ES"/>
-        </w:rPr>
-      </w:r>
-    </w:p>
-    <w:p>
-      <w:pPr/>
-      <w:r>
-        <w:rPr>
-          <w:lang w:val="es_ES" w:bidi="es_ES"/>
-        </w:rPr>
-      </w:r>
     </w:p>
     <w:p>
       <w:pPr/>
@@ -5141,24 +2906,6 @@
         </w:rPr>
         <w:t xml:space="preserve"> Y también Hamath tendrá término en ella; Tiro y Sidón, aunque muy sabia sea.</w:t>
       </w:r>
-      <w:r>
-        <w:rPr>
-          <w:lang w:val="es_ES" w:bidi="es_ES"/>
-        </w:rPr>
-      </w:r>
-      <w:r>
-        <w:rPr>
-          <w:lang w:val="es_ES" w:bidi="es_ES"/>
-        </w:rPr>
-      </w:r>
-    </w:p>
-    <w:p>
-      <w:pPr/>
-      <w:r>
-        <w:rPr>
-          <w:lang w:val="es_ES" w:bidi="es_ES"/>
-        </w:rPr>
-      </w:r>
     </w:p>
     <w:p>
       <w:pPr/>
@@ -5180,24 +2927,6 @@
         </w:rPr>
         <w:t xml:space="preserve"> Bien que Tiro se edificó fortaleza, y amontonó plata como polvo, y oro como lodo de las calles,</w:t>
       </w:r>
-      <w:r>
-        <w:rPr>
-          <w:lang w:val="es_ES" w:bidi="es_ES"/>
-        </w:rPr>
-      </w:r>
-      <w:r>
-        <w:rPr>
-          <w:lang w:val="es_ES" w:bidi="es_ES"/>
-        </w:rPr>
-      </w:r>
-    </w:p>
-    <w:p>
-      <w:pPr/>
-      <w:r>
-        <w:rPr>
-          <w:lang w:val="es_ES" w:bidi="es_ES"/>
-        </w:rPr>
-      </w:r>
     </w:p>
     <w:p>
       <w:pPr/>
@@ -5219,24 +2948,6 @@
         </w:rPr>
         <w:t xml:space="preserve"> He aquí, el Señor la empobrecerá, y herirá en la mar su fortaleza, y ella será consumida de fuego.</w:t>
       </w:r>
-      <w:r>
-        <w:rPr>
-          <w:lang w:val="es_ES" w:bidi="es_ES"/>
-        </w:rPr>
-      </w:r>
-      <w:r>
-        <w:rPr>
-          <w:lang w:val="es_ES" w:bidi="es_ES"/>
-        </w:rPr>
-      </w:r>
-    </w:p>
-    <w:p>
-      <w:pPr/>
-      <w:r>
-        <w:rPr>
-          <w:lang w:val="es_ES" w:bidi="es_ES"/>
-        </w:rPr>
-      </w:r>
     </w:p>
     <w:p>
       <w:pPr/>
@@ -5258,24 +2969,6 @@
         </w:rPr>
         <w:t xml:space="preserve"> Ascalón verá, y temerá; Gaza también, y se dolerá en gran manera: asimismo Ecrón, porque su esperanza será confundida; y de Gaza perecerá el rey, y Ascalón no será habitada.</w:t>
       </w:r>
-      <w:r>
-        <w:rPr>
-          <w:lang w:val="es_ES" w:bidi="es_ES"/>
-        </w:rPr>
-      </w:r>
-      <w:r>
-        <w:rPr>
-          <w:lang w:val="es_ES" w:bidi="es_ES"/>
-        </w:rPr>
-      </w:r>
-    </w:p>
-    <w:p>
-      <w:pPr/>
-      <w:r>
-        <w:rPr>
-          <w:lang w:val="es_ES" w:bidi="es_ES"/>
-        </w:rPr>
-      </w:r>
     </w:p>
     <w:p>
       <w:pPr/>
@@ -5297,24 +2990,6 @@
         </w:rPr>
         <w:t xml:space="preserve"> Y habitará en Asdod un extranjero, y yo talaré la soberbia de los Palestinos;</w:t>
       </w:r>
-      <w:r>
-        <w:rPr>
-          <w:lang w:val="es_ES" w:bidi="es_ES"/>
-        </w:rPr>
-      </w:r>
-      <w:r>
-        <w:rPr>
-          <w:lang w:val="es_ES" w:bidi="es_ES"/>
-        </w:rPr>
-      </w:r>
-    </w:p>
-    <w:p>
-      <w:pPr/>
-      <w:r>
-        <w:rPr>
-          <w:lang w:val="es_ES" w:bidi="es_ES"/>
-        </w:rPr>
-      </w:r>
     </w:p>
     <w:p>
       <w:pPr/>
@@ -5336,24 +3011,6 @@
         </w:rPr>
         <w:t xml:space="preserve"> Y quitaré sus sangres de su boca, y sus abominaciones de sus dientes, y quedarán ellos también para nuestro Dios, y serán como capitanes en Judá, y Ecrón como el Jebuseo.</w:t>
       </w:r>
-      <w:r>
-        <w:rPr>
-          <w:lang w:val="es_ES" w:bidi="es_ES"/>
-        </w:rPr>
-      </w:r>
-      <w:r>
-        <w:rPr>
-          <w:lang w:val="es_ES" w:bidi="es_ES"/>
-        </w:rPr>
-      </w:r>
-    </w:p>
-    <w:p>
-      <w:pPr/>
-      <w:r>
-        <w:rPr>
-          <w:lang w:val="es_ES" w:bidi="es_ES"/>
-        </w:rPr>
-      </w:r>
     </w:p>
     <w:p>
       <w:pPr/>
@@ -5375,24 +3032,6 @@
         </w:rPr>
         <w:t xml:space="preserve"> Y seré real de ejército á mi casa, á causa del que va y del que viene: y no pasará más sobre ellos angustiador; porque ahora miré con mis ojos.</w:t>
       </w:r>
-      <w:r>
-        <w:rPr>
-          <w:lang w:val="es_ES" w:bidi="es_ES"/>
-        </w:rPr>
-      </w:r>
-      <w:r>
-        <w:rPr>
-          <w:lang w:val="es_ES" w:bidi="es_ES"/>
-        </w:rPr>
-      </w:r>
-    </w:p>
-    <w:p>
-      <w:pPr/>
-      <w:r>
-        <w:rPr>
-          <w:lang w:val="es_ES" w:bidi="es_ES"/>
-        </w:rPr>
-      </w:r>
     </w:p>
     <w:p>
       <w:pPr/>
@@ -5414,24 +3053,6 @@
         </w:rPr>
         <w:t xml:space="preserve"> Alégrate mucho, hija de Sión; da voces de júbilo, hija de Jerusalem: he aquí, tu rey vendrá á ti, justo y salvador, humilde, y cabalgando sobre un asno, así sobre un pollino hijo de asna.</w:t>
       </w:r>
-      <w:r>
-        <w:rPr>
-          <w:lang w:val="es_ES" w:bidi="es_ES"/>
-        </w:rPr>
-      </w:r>
-      <w:r>
-        <w:rPr>
-          <w:lang w:val="es_ES" w:bidi="es_ES"/>
-        </w:rPr>
-      </w:r>
-    </w:p>
-    <w:p>
-      <w:pPr/>
-      <w:r>
-        <w:rPr>
-          <w:lang w:val="es_ES" w:bidi="es_ES"/>
-        </w:rPr>
-      </w:r>
     </w:p>
     <w:p>
       <w:pPr/>
@@ -5453,24 +3074,6 @@
         </w:rPr>
         <w:t xml:space="preserve"> Y de Ephraim destruiré los carros, y los caballos de Jerusalem; y los arcos de guerra serán quebrados: y hablará paz á las gentes; y su señorío será de mar á mar, y desde el río hasta los fines de la tierra.</w:t>
       </w:r>
-      <w:r>
-        <w:rPr>
-          <w:lang w:val="es_ES" w:bidi="es_ES"/>
-        </w:rPr>
-      </w:r>
-      <w:r>
-        <w:rPr>
-          <w:lang w:val="es_ES" w:bidi="es_ES"/>
-        </w:rPr>
-      </w:r>
-    </w:p>
-    <w:p>
-      <w:pPr/>
-      <w:r>
-        <w:rPr>
-          <w:lang w:val="es_ES" w:bidi="es_ES"/>
-        </w:rPr>
-      </w:r>
     </w:p>
     <w:p>
       <w:pPr/>
@@ -5492,24 +3095,6 @@
         </w:rPr>
         <w:t xml:space="preserve"> Y tú también por la sangre de tu pacto serás salva; yo he sacado tus presos del aljibe en que no hay agua.</w:t>
       </w:r>
-      <w:r>
-        <w:rPr>
-          <w:lang w:val="es_ES" w:bidi="es_ES"/>
-        </w:rPr>
-      </w:r>
-      <w:r>
-        <w:rPr>
-          <w:lang w:val="es_ES" w:bidi="es_ES"/>
-        </w:rPr>
-      </w:r>
-    </w:p>
-    <w:p>
-      <w:pPr/>
-      <w:r>
-        <w:rPr>
-          <w:lang w:val="es_ES" w:bidi="es_ES"/>
-        </w:rPr>
-      </w:r>
     </w:p>
     <w:p>
       <w:pPr/>
@@ -5531,24 +3116,6 @@
         </w:rPr>
         <w:t xml:space="preserve"> Tornaos á la fortaleza, oh presos de esperanza: hoy también os anuncio que os daré doblado.</w:t>
       </w:r>
-      <w:r>
-        <w:rPr>
-          <w:lang w:val="es_ES" w:bidi="es_ES"/>
-        </w:rPr>
-      </w:r>
-      <w:r>
-        <w:rPr>
-          <w:lang w:val="es_ES" w:bidi="es_ES"/>
-        </w:rPr>
-      </w:r>
-    </w:p>
-    <w:p>
-      <w:pPr/>
-      <w:r>
-        <w:rPr>
-          <w:lang w:val="es_ES" w:bidi="es_ES"/>
-        </w:rPr>
-      </w:r>
     </w:p>
     <w:p>
       <w:pPr/>
@@ -5570,24 +3137,6 @@
         </w:rPr>
         <w:t xml:space="preserve"> Porque entesado he para mí á Judá como arco, henchí á Ephraim; y despertaré tus hijos, oh Sión, contra tus hijos, oh Grecia, y te pondré como espada de valiente.</w:t>
       </w:r>
-      <w:r>
-        <w:rPr>
-          <w:lang w:val="es_ES" w:bidi="es_ES"/>
-        </w:rPr>
-      </w:r>
-      <w:r>
-        <w:rPr>
-          <w:lang w:val="es_ES" w:bidi="es_ES"/>
-        </w:rPr>
-      </w:r>
-    </w:p>
-    <w:p>
-      <w:pPr/>
-      <w:r>
-        <w:rPr>
-          <w:lang w:val="es_ES" w:bidi="es_ES"/>
-        </w:rPr>
-      </w:r>
     </w:p>
     <w:p>
       <w:pPr/>
@@ -5609,24 +3158,6 @@
         </w:rPr>
         <w:t xml:space="preserve"> Y Jehová será visto sobre ellos, y su dardo saldrá como relámpago: y el Señor Jehová tocará trompeta, é irá como torbellinos del austro.</w:t>
       </w:r>
-      <w:r>
-        <w:rPr>
-          <w:lang w:val="es_ES" w:bidi="es_ES"/>
-        </w:rPr>
-      </w:r>
-      <w:r>
-        <w:rPr>
-          <w:lang w:val="es_ES" w:bidi="es_ES"/>
-        </w:rPr>
-      </w:r>
-    </w:p>
-    <w:p>
-      <w:pPr/>
-      <w:r>
-        <w:rPr>
-          <w:lang w:val="es_ES" w:bidi="es_ES"/>
-        </w:rPr>
-      </w:r>
     </w:p>
     <w:p>
       <w:pPr/>
@@ -5648,24 +3179,6 @@
         </w:rPr>
         <w:t xml:space="preserve"> Jehová de los ejércitos los amparará, y ellos devorarán, y sujetarán á las piedras de la honda, y beberán, y harán estrépito como tomados del vino; y se llenarán como cuenco, ó como los lados del altar.</w:t>
       </w:r>
-      <w:r>
-        <w:rPr>
-          <w:lang w:val="es_ES" w:bidi="es_ES"/>
-        </w:rPr>
-      </w:r>
-      <w:r>
-        <w:rPr>
-          <w:lang w:val="es_ES" w:bidi="es_ES"/>
-        </w:rPr>
-      </w:r>
-    </w:p>
-    <w:p>
-      <w:pPr/>
-      <w:r>
-        <w:rPr>
-          <w:lang w:val="es_ES" w:bidi="es_ES"/>
-        </w:rPr>
-      </w:r>
     </w:p>
     <w:p>
       <w:pPr/>
@@ -5687,24 +3200,6 @@
         </w:rPr>
         <w:t xml:space="preserve"> Y los salvará en aquel día Jehová su Dios como á rebaño de su pueblo: porque serán engrandecidos en su tierra como piedras de corona.</w:t>
       </w:r>
-      <w:r>
-        <w:rPr>
-          <w:lang w:val="es_ES" w:bidi="es_ES"/>
-        </w:rPr>
-      </w:r>
-      <w:r>
-        <w:rPr>
-          <w:lang w:val="es_ES" w:bidi="es_ES"/>
-        </w:rPr>
-      </w:r>
-    </w:p>
-    <w:p>
-      <w:pPr/>
-      <w:r>
-        <w:rPr>
-          <w:lang w:val="es_ES" w:bidi="es_ES"/>
-        </w:rPr>
-      </w:r>
     </w:p>
     <w:p>
       <w:pPr/>
@@ -5726,24 +3221,6 @@
         </w:rPr>
         <w:t xml:space="preserve"> Porque ¡cuánta es su bondad, y cuánta su hermosura! El trigo alegrará á los mancebos, y el vino á las doncellas.</w:t>
       </w:r>
-      <w:r>
-        <w:rPr>
-          <w:lang w:val="es_ES" w:bidi="es_ES"/>
-        </w:rPr>
-      </w:r>
-      <w:r>
-        <w:rPr>
-          <w:lang w:val="es_ES" w:bidi="es_ES"/>
-        </w:rPr>
-      </w:r>
-    </w:p>
-    <w:p>
-      <w:pPr/>
-      <w:r>
-        <w:rPr>
-          <w:lang w:val="es_ES" w:bidi="es_ES"/>
-        </w:rPr>
-      </w:r>
     </w:p>
     <w:p>
       <w:pPr>
@@ -5753,7 +3230,7 @@
         <w:rPr>
           <w:lang w:val="es_ES" w:bidi="es_ES"/>
         </w:rPr>
-        <w:t>Zechariah 10:1</w:t>
+        <w:t>Zacarías 10:1</w:t>
       </w:r>
       <w:r>
         <w:rPr>
@@ -5781,24 +3258,6 @@
         </w:rPr>
         <w:t xml:space="preserve"> PEDID á Jehová lluvia en la sazón tardía: Jehová hará relámpagos, y os dará lluvia abundante, y hierba en el campo á cada uno.</w:t>
       </w:r>
-      <w:r>
-        <w:rPr>
-          <w:lang w:val="es_ES" w:bidi="es_ES"/>
-        </w:rPr>
-      </w:r>
-      <w:r>
-        <w:rPr>
-          <w:lang w:val="es_ES" w:bidi="es_ES"/>
-        </w:rPr>
-      </w:r>
-    </w:p>
-    <w:p>
-      <w:pPr/>
-      <w:r>
-        <w:rPr>
-          <w:lang w:val="es_ES" w:bidi="es_ES"/>
-        </w:rPr>
-      </w:r>
     </w:p>
     <w:p>
       <w:pPr/>
@@ -5820,24 +3279,6 @@
         </w:rPr>
         <w:t xml:space="preserve"> Porque las imágenes han hablado vanidad, y los adivinos han visto mentira, y han hablado sueños vanos, en vano consuelan: por lo cual se fueron ellos como ovejas, fueron humillados porque no tuvieron pastor.</w:t>
       </w:r>
-      <w:r>
-        <w:rPr>
-          <w:lang w:val="es_ES" w:bidi="es_ES"/>
-        </w:rPr>
-      </w:r>
-      <w:r>
-        <w:rPr>
-          <w:lang w:val="es_ES" w:bidi="es_ES"/>
-        </w:rPr>
-      </w:r>
-    </w:p>
-    <w:p>
-      <w:pPr/>
-      <w:r>
-        <w:rPr>
-          <w:lang w:val="es_ES" w:bidi="es_ES"/>
-        </w:rPr>
-      </w:r>
     </w:p>
     <w:p>
       <w:pPr/>
@@ -5859,24 +3300,6 @@
         </w:rPr>
         <w:t xml:space="preserve"> Contra los pastores se ha encendido mi enojo, y castigaré los machos de cabrío: mas Jehová de los ejércitos visitará su rebaño, la casa de Judá, y tornarálos como su caballo de honor en la guerra.</w:t>
       </w:r>
-      <w:r>
-        <w:rPr>
-          <w:lang w:val="es_ES" w:bidi="es_ES"/>
-        </w:rPr>
-      </w:r>
-      <w:r>
-        <w:rPr>
-          <w:lang w:val="es_ES" w:bidi="es_ES"/>
-        </w:rPr>
-      </w:r>
-    </w:p>
-    <w:p>
-      <w:pPr/>
-      <w:r>
-        <w:rPr>
-          <w:lang w:val="es_ES" w:bidi="es_ES"/>
-        </w:rPr>
-      </w:r>
     </w:p>
     <w:p>
       <w:pPr/>
@@ -5898,24 +3321,6 @@
         </w:rPr>
         <w:t xml:space="preserve"> De él saldrá el ángulo, de él la clavija, de él el arco de la guerra, de él también todo apremiador.</w:t>
       </w:r>
-      <w:r>
-        <w:rPr>
-          <w:lang w:val="es_ES" w:bidi="es_ES"/>
-        </w:rPr>
-      </w:r>
-      <w:r>
-        <w:rPr>
-          <w:lang w:val="es_ES" w:bidi="es_ES"/>
-        </w:rPr>
-      </w:r>
-    </w:p>
-    <w:p>
-      <w:pPr/>
-      <w:r>
-        <w:rPr>
-          <w:lang w:val="es_ES" w:bidi="es_ES"/>
-        </w:rPr>
-      </w:r>
     </w:p>
     <w:p>
       <w:pPr/>
@@ -5937,24 +3342,6 @@
         </w:rPr>
         <w:t xml:space="preserve"> Y serán como valientes, que en la batalla pisan al enemigo en el lodo de las calles; y pelearán, porque Jehová será con ellos; y los que cabalgan en caballos serán avergonzados.</w:t>
       </w:r>
-      <w:r>
-        <w:rPr>
-          <w:lang w:val="es_ES" w:bidi="es_ES"/>
-        </w:rPr>
-      </w:r>
-      <w:r>
-        <w:rPr>
-          <w:lang w:val="es_ES" w:bidi="es_ES"/>
-        </w:rPr>
-      </w:r>
-    </w:p>
-    <w:p>
-      <w:pPr/>
-      <w:r>
-        <w:rPr>
-          <w:lang w:val="es_ES" w:bidi="es_ES"/>
-        </w:rPr>
-      </w:r>
     </w:p>
     <w:p>
       <w:pPr/>
@@ -5976,24 +3363,6 @@
         </w:rPr>
         <w:t xml:space="preserve"> Porque yo fortificaré la casa de Judá, y guardaré la casa de José; y harélos volver, porque de ellos tendré piedad; y serán como si no los hubiera desechado; porque yo soy Jehová su Dios, que los oiré.</w:t>
       </w:r>
-      <w:r>
-        <w:rPr>
-          <w:lang w:val="es_ES" w:bidi="es_ES"/>
-        </w:rPr>
-      </w:r>
-      <w:r>
-        <w:rPr>
-          <w:lang w:val="es_ES" w:bidi="es_ES"/>
-        </w:rPr>
-      </w:r>
-    </w:p>
-    <w:p>
-      <w:pPr/>
-      <w:r>
-        <w:rPr>
-          <w:lang w:val="es_ES" w:bidi="es_ES"/>
-        </w:rPr>
-      </w:r>
     </w:p>
     <w:p>
       <w:pPr/>
@@ -6015,24 +3384,6 @@
         </w:rPr>
         <w:t xml:space="preserve"> Y será Ephraim como valiente, y alegraráse su corazón como de vino: sus hijos también verán y se alegrarán; su corazón se gozará en Jehová.</w:t>
       </w:r>
-      <w:r>
-        <w:rPr>
-          <w:lang w:val="es_ES" w:bidi="es_ES"/>
-        </w:rPr>
-      </w:r>
-      <w:r>
-        <w:rPr>
-          <w:lang w:val="es_ES" w:bidi="es_ES"/>
-        </w:rPr>
-      </w:r>
-    </w:p>
-    <w:p>
-      <w:pPr/>
-      <w:r>
-        <w:rPr>
-          <w:lang w:val="es_ES" w:bidi="es_ES"/>
-        </w:rPr>
-      </w:r>
     </w:p>
     <w:p>
       <w:pPr/>
@@ -6054,24 +3405,6 @@
         </w:rPr>
         <w:t xml:space="preserve"> Yo les silbaré y los juntaré, porque los he redimido; y serán multiplicados como fueron multiplicados.</w:t>
       </w:r>
-      <w:r>
-        <w:rPr>
-          <w:lang w:val="es_ES" w:bidi="es_ES"/>
-        </w:rPr>
-      </w:r>
-      <w:r>
-        <w:rPr>
-          <w:lang w:val="es_ES" w:bidi="es_ES"/>
-        </w:rPr>
-      </w:r>
-    </w:p>
-    <w:p>
-      <w:pPr/>
-      <w:r>
-        <w:rPr>
-          <w:lang w:val="es_ES" w:bidi="es_ES"/>
-        </w:rPr>
-      </w:r>
     </w:p>
     <w:p>
       <w:pPr/>
@@ -6093,24 +3426,6 @@
         </w:rPr>
         <w:t xml:space="preserve"> Bien que los sembraré entre los pueblos, aun en lejanos países se acordarán de mí; y vivirán con sus hijos, y tornarán.</w:t>
       </w:r>
-      <w:r>
-        <w:rPr>
-          <w:lang w:val="es_ES" w:bidi="es_ES"/>
-        </w:rPr>
-      </w:r>
-      <w:r>
-        <w:rPr>
-          <w:lang w:val="es_ES" w:bidi="es_ES"/>
-        </w:rPr>
-      </w:r>
-    </w:p>
-    <w:p>
-      <w:pPr/>
-      <w:r>
-        <w:rPr>
-          <w:lang w:val="es_ES" w:bidi="es_ES"/>
-        </w:rPr>
-      </w:r>
     </w:p>
     <w:p>
       <w:pPr/>
@@ -6132,24 +3447,6 @@
         </w:rPr>
         <w:t xml:space="preserve"> Porque yo los tornaré de la tierra de Egipto, y los recogeré de la Asiria; y traerélos á la tierra de Galaad y del Líbano, y no les bastará.</w:t>
       </w:r>
-      <w:r>
-        <w:rPr>
-          <w:lang w:val="es_ES" w:bidi="es_ES"/>
-        </w:rPr>
-      </w:r>
-      <w:r>
-        <w:rPr>
-          <w:lang w:val="es_ES" w:bidi="es_ES"/>
-        </w:rPr>
-      </w:r>
-    </w:p>
-    <w:p>
-      <w:pPr/>
-      <w:r>
-        <w:rPr>
-          <w:lang w:val="es_ES" w:bidi="es_ES"/>
-        </w:rPr>
-      </w:r>
     </w:p>
     <w:p>
       <w:pPr/>
@@ -6171,24 +3468,6 @@
         </w:rPr>
         <w:t xml:space="preserve"> Y la tribulación pasará por la mar, y en la mar herirá las ondas, y se secarán todas las honduras del río: y la soberbia del Assur será derribada, y se perderá el cetro de Egipto.</w:t>
       </w:r>
-      <w:r>
-        <w:rPr>
-          <w:lang w:val="es_ES" w:bidi="es_ES"/>
-        </w:rPr>
-      </w:r>
-      <w:r>
-        <w:rPr>
-          <w:lang w:val="es_ES" w:bidi="es_ES"/>
-        </w:rPr>
-      </w:r>
-    </w:p>
-    <w:p>
-      <w:pPr/>
-      <w:r>
-        <w:rPr>
-          <w:lang w:val="es_ES" w:bidi="es_ES"/>
-        </w:rPr>
-      </w:r>
     </w:p>
     <w:p>
       <w:pPr/>
@@ -6210,24 +3489,6 @@
         </w:rPr>
         <w:t xml:space="preserve"> Y yo los fortificaré en Jehová, y caminarán en su nombre, dice Jehová.</w:t>
       </w:r>
-      <w:r>
-        <w:rPr>
-          <w:lang w:val="es_ES" w:bidi="es_ES"/>
-        </w:rPr>
-      </w:r>
-      <w:r>
-        <w:rPr>
-          <w:lang w:val="es_ES" w:bidi="es_ES"/>
-        </w:rPr>
-      </w:r>
-    </w:p>
-    <w:p>
-      <w:pPr/>
-      <w:r>
-        <w:rPr>
-          <w:lang w:val="es_ES" w:bidi="es_ES"/>
-        </w:rPr>
-      </w:r>
     </w:p>
     <w:p>
       <w:pPr>
@@ -6237,7 +3498,7 @@
         <w:rPr>
           <w:lang w:val="es_ES" w:bidi="es_ES"/>
         </w:rPr>
-        <w:t>Zechariah 11:1</w:t>
+        <w:t>Zacarías 11:1</w:t>
       </w:r>
       <w:r>
         <w:rPr>
@@ -6265,24 +3526,6 @@
         </w:rPr>
         <w:t xml:space="preserve"> OH Líbano, abre tus puertas, y queme fuego tus cedros.</w:t>
       </w:r>
-      <w:r>
-        <w:rPr>
-          <w:lang w:val="es_ES" w:bidi="es_ES"/>
-        </w:rPr>
-      </w:r>
-      <w:r>
-        <w:rPr>
-          <w:lang w:val="es_ES" w:bidi="es_ES"/>
-        </w:rPr>
-      </w:r>
-    </w:p>
-    <w:p>
-      <w:pPr/>
-      <w:r>
-        <w:rPr>
-          <w:lang w:val="es_ES" w:bidi="es_ES"/>
-        </w:rPr>
-      </w:r>
     </w:p>
     <w:p>
       <w:pPr/>
@@ -6304,24 +3547,6 @@
         </w:rPr>
         <w:t xml:space="preserve"> Aulla, oh haya, porque el cedro cayó, porque los magníficos son talados. Aullad, alcornoques de Basán, porque el fuerte monte es derribado.</w:t>
       </w:r>
-      <w:r>
-        <w:rPr>
-          <w:lang w:val="es_ES" w:bidi="es_ES"/>
-        </w:rPr>
-      </w:r>
-      <w:r>
-        <w:rPr>
-          <w:lang w:val="es_ES" w:bidi="es_ES"/>
-        </w:rPr>
-      </w:r>
-    </w:p>
-    <w:p>
-      <w:pPr/>
-      <w:r>
-        <w:rPr>
-          <w:lang w:val="es_ES" w:bidi="es_ES"/>
-        </w:rPr>
-      </w:r>
     </w:p>
     <w:p>
       <w:pPr/>
@@ -6343,24 +3568,6 @@
         </w:rPr>
         <w:t xml:space="preserve"> Voz de aullido de pastores, porque su magnificencia es asolada; estruendo de bramidos de cachorros de leones, porque la soberbia del Jordán es destruída.</w:t>
       </w:r>
-      <w:r>
-        <w:rPr>
-          <w:lang w:val="es_ES" w:bidi="es_ES"/>
-        </w:rPr>
-      </w:r>
-      <w:r>
-        <w:rPr>
-          <w:lang w:val="es_ES" w:bidi="es_ES"/>
-        </w:rPr>
-      </w:r>
-    </w:p>
-    <w:p>
-      <w:pPr/>
-      <w:r>
-        <w:rPr>
-          <w:lang w:val="es_ES" w:bidi="es_ES"/>
-        </w:rPr>
-      </w:r>
     </w:p>
     <w:p>
       <w:pPr/>
@@ -6382,24 +3589,6 @@
         </w:rPr>
         <w:t xml:space="preserve"> Así ha dicho Jehová mi Dios: Apacienta las ovejas de la matanza;</w:t>
       </w:r>
-      <w:r>
-        <w:rPr>
-          <w:lang w:val="es_ES" w:bidi="es_ES"/>
-        </w:rPr>
-      </w:r>
-      <w:r>
-        <w:rPr>
-          <w:lang w:val="es_ES" w:bidi="es_ES"/>
-        </w:rPr>
-      </w:r>
-    </w:p>
-    <w:p>
-      <w:pPr/>
-      <w:r>
-        <w:rPr>
-          <w:lang w:val="es_ES" w:bidi="es_ES"/>
-        </w:rPr>
-      </w:r>
     </w:p>
     <w:p>
       <w:pPr/>
@@ -6421,24 +3610,6 @@
         </w:rPr>
         <w:t xml:space="preserve"> A las cuales mataban sus compradores, y no se tenían por culpables; y el que las vendía, decía: Bendito sea Jehová, que he enriquecido; ni sus pastores tenían piedad de ellas.</w:t>
       </w:r>
-      <w:r>
-        <w:rPr>
-          <w:lang w:val="es_ES" w:bidi="es_ES"/>
-        </w:rPr>
-      </w:r>
-      <w:r>
-        <w:rPr>
-          <w:lang w:val="es_ES" w:bidi="es_ES"/>
-        </w:rPr>
-      </w:r>
-    </w:p>
-    <w:p>
-      <w:pPr/>
-      <w:r>
-        <w:rPr>
-          <w:lang w:val="es_ES" w:bidi="es_ES"/>
-        </w:rPr>
-      </w:r>
     </w:p>
     <w:p>
       <w:pPr/>
@@ -6460,24 +3631,6 @@
         </w:rPr>
         <w:t xml:space="preserve"> Por tanto, no más tendré piedad de los moradores de la tierra, dice Jehová: porque he aquí, yo entregaré los hombres, cada cual en mano de su compañero, y en mano de su rey; y quebrantarán la tierra, y yo no libraré de sus manos.</w:t>
       </w:r>
-      <w:r>
-        <w:rPr>
-          <w:lang w:val="es_ES" w:bidi="es_ES"/>
-        </w:rPr>
-      </w:r>
-      <w:r>
-        <w:rPr>
-          <w:lang w:val="es_ES" w:bidi="es_ES"/>
-        </w:rPr>
-      </w:r>
-    </w:p>
-    <w:p>
-      <w:pPr/>
-      <w:r>
-        <w:rPr>
-          <w:lang w:val="es_ES" w:bidi="es_ES"/>
-        </w:rPr>
-      </w:r>
     </w:p>
     <w:p>
       <w:pPr/>
@@ -6499,24 +3652,6 @@
         </w:rPr>
         <w:t xml:space="preserve"> Apacenté pues las ovejas de la matanza, es á saber, los pobres del rebaño. Y me tomé dos cayados; al uno puse por nombre Suavidad, y al otro Ataduras; y apacenté las ovejas.</w:t>
       </w:r>
-      <w:r>
-        <w:rPr>
-          <w:lang w:val="es_ES" w:bidi="es_ES"/>
-        </w:rPr>
-      </w:r>
-      <w:r>
-        <w:rPr>
-          <w:lang w:val="es_ES" w:bidi="es_ES"/>
-        </w:rPr>
-      </w:r>
-    </w:p>
-    <w:p>
-      <w:pPr/>
-      <w:r>
-        <w:rPr>
-          <w:lang w:val="es_ES" w:bidi="es_ES"/>
-        </w:rPr>
-      </w:r>
     </w:p>
     <w:p>
       <w:pPr/>
@@ -6538,24 +3673,6 @@
         </w:rPr>
         <w:t xml:space="preserve"> E hice matar tres pastores en un mes, y mi alma se angustió por ellos, y también el alma de ellos me aborreció á mí.</w:t>
       </w:r>
-      <w:r>
-        <w:rPr>
-          <w:lang w:val="es_ES" w:bidi="es_ES"/>
-        </w:rPr>
-      </w:r>
-      <w:r>
-        <w:rPr>
-          <w:lang w:val="es_ES" w:bidi="es_ES"/>
-        </w:rPr>
-      </w:r>
-    </w:p>
-    <w:p>
-      <w:pPr/>
-      <w:r>
-        <w:rPr>
-          <w:lang w:val="es_ES" w:bidi="es_ES"/>
-        </w:rPr>
-      </w:r>
     </w:p>
     <w:p>
       <w:pPr/>
@@ -6577,24 +3694,6 @@
         </w:rPr>
         <w:t xml:space="preserve"> Y dije: No os apacentaré; la que muriere, muera; y la que se perdiere, se pierda; y las que quedaren, que cada una coma la carne de su compañera.</w:t>
       </w:r>
-      <w:r>
-        <w:rPr>
-          <w:lang w:val="es_ES" w:bidi="es_ES"/>
-        </w:rPr>
-      </w:r>
-      <w:r>
-        <w:rPr>
-          <w:lang w:val="es_ES" w:bidi="es_ES"/>
-        </w:rPr>
-      </w:r>
-    </w:p>
-    <w:p>
-      <w:pPr/>
-      <w:r>
-        <w:rPr>
-          <w:lang w:val="es_ES" w:bidi="es_ES"/>
-        </w:rPr>
-      </w:r>
     </w:p>
     <w:p>
       <w:pPr/>
@@ -6616,24 +3715,6 @@
         </w:rPr>
         <w:t xml:space="preserve"> Tomé luego mi cayado Suavidad, y quebrélo, para deshacer mi pacto que concerté con todos los pueblos.</w:t>
       </w:r>
-      <w:r>
-        <w:rPr>
-          <w:lang w:val="es_ES" w:bidi="es_ES"/>
-        </w:rPr>
-      </w:r>
-      <w:r>
-        <w:rPr>
-          <w:lang w:val="es_ES" w:bidi="es_ES"/>
-        </w:rPr>
-      </w:r>
-    </w:p>
-    <w:p>
-      <w:pPr/>
-      <w:r>
-        <w:rPr>
-          <w:lang w:val="es_ES" w:bidi="es_ES"/>
-        </w:rPr>
-      </w:r>
     </w:p>
     <w:p>
       <w:pPr/>
@@ -6655,24 +3736,6 @@
         </w:rPr>
         <w:t xml:space="preserve"> Y fué deshecho en ese día, y así conocieron los pobres del rebaño que miran á mí, que era palabra de Jehová.</w:t>
       </w:r>
-      <w:r>
-        <w:rPr>
-          <w:lang w:val="es_ES" w:bidi="es_ES"/>
-        </w:rPr>
-      </w:r>
-      <w:r>
-        <w:rPr>
-          <w:lang w:val="es_ES" w:bidi="es_ES"/>
-        </w:rPr>
-      </w:r>
-    </w:p>
-    <w:p>
-      <w:pPr/>
-      <w:r>
-        <w:rPr>
-          <w:lang w:val="es_ES" w:bidi="es_ES"/>
-        </w:rPr>
-      </w:r>
     </w:p>
     <w:p>
       <w:pPr/>
@@ -6694,24 +3757,6 @@
         </w:rPr>
         <w:t xml:space="preserve"> Y díjeles: Si os parece bien, dadme mi salario; y si no, dejadlo. Y pesaron para mi salario treinta piezas de plata.</w:t>
       </w:r>
-      <w:r>
-        <w:rPr>
-          <w:lang w:val="es_ES" w:bidi="es_ES"/>
-        </w:rPr>
-      </w:r>
-      <w:r>
-        <w:rPr>
-          <w:lang w:val="es_ES" w:bidi="es_ES"/>
-        </w:rPr>
-      </w:r>
-    </w:p>
-    <w:p>
-      <w:pPr/>
-      <w:r>
-        <w:rPr>
-          <w:lang w:val="es_ES" w:bidi="es_ES"/>
-        </w:rPr>
-      </w:r>
     </w:p>
     <w:p>
       <w:pPr/>
@@ -6733,24 +3778,6 @@
         </w:rPr>
         <w:t xml:space="preserve"> Y díjome Jehová: Echalo al tesorero, hermoso precio con que me han apreciado. Y tomé las treinta piezas de plata, y echélas en la casa de Jehová al tesorero.</w:t>
       </w:r>
-      <w:r>
-        <w:rPr>
-          <w:lang w:val="es_ES" w:bidi="es_ES"/>
-        </w:rPr>
-      </w:r>
-      <w:r>
-        <w:rPr>
-          <w:lang w:val="es_ES" w:bidi="es_ES"/>
-        </w:rPr>
-      </w:r>
-    </w:p>
-    <w:p>
-      <w:pPr/>
-      <w:r>
-        <w:rPr>
-          <w:lang w:val="es_ES" w:bidi="es_ES"/>
-        </w:rPr>
-      </w:r>
     </w:p>
     <w:p>
       <w:pPr/>
@@ -6772,24 +3799,6 @@
         </w:rPr>
         <w:t xml:space="preserve"> Quebré luego el otro mi cayado Ataduras, para romper la hermandad entre Judá é Israel.</w:t>
       </w:r>
-      <w:r>
-        <w:rPr>
-          <w:lang w:val="es_ES" w:bidi="es_ES"/>
-        </w:rPr>
-      </w:r>
-      <w:r>
-        <w:rPr>
-          <w:lang w:val="es_ES" w:bidi="es_ES"/>
-        </w:rPr>
-      </w:r>
-    </w:p>
-    <w:p>
-      <w:pPr/>
-      <w:r>
-        <w:rPr>
-          <w:lang w:val="es_ES" w:bidi="es_ES"/>
-        </w:rPr>
-      </w:r>
     </w:p>
     <w:p>
       <w:pPr/>
@@ -6811,24 +3820,6 @@
         </w:rPr>
         <w:t xml:space="preserve"> Y díjome Jehová: Toma aún el hato de un pastor insensato;</w:t>
       </w:r>
-      <w:r>
-        <w:rPr>
-          <w:lang w:val="es_ES" w:bidi="es_ES"/>
-        </w:rPr>
-      </w:r>
-      <w:r>
-        <w:rPr>
-          <w:lang w:val="es_ES" w:bidi="es_ES"/>
-        </w:rPr>
-      </w:r>
-    </w:p>
-    <w:p>
-      <w:pPr/>
-      <w:r>
-        <w:rPr>
-          <w:lang w:val="es_ES" w:bidi="es_ES"/>
-        </w:rPr>
-      </w:r>
     </w:p>
     <w:p>
       <w:pPr/>
@@ -6850,24 +3841,6 @@
         </w:rPr>
         <w:t xml:space="preserve"> Porque he aquí, yo levanto pastor en la tierra, que no visitará las perdidas, no buscará la pequeña, no curará la perniquebrada, ni llevará la cansada á cuestas; sino que se comerá la carne de la gruesa, y romperá sus uñas.</w:t>
       </w:r>
-      <w:r>
-        <w:rPr>
-          <w:lang w:val="es_ES" w:bidi="es_ES"/>
-        </w:rPr>
-      </w:r>
-      <w:r>
-        <w:rPr>
-          <w:lang w:val="es_ES" w:bidi="es_ES"/>
-        </w:rPr>
-      </w:r>
-    </w:p>
-    <w:p>
-      <w:pPr/>
-      <w:r>
-        <w:rPr>
-          <w:lang w:val="es_ES" w:bidi="es_ES"/>
-        </w:rPr>
-      </w:r>
     </w:p>
     <w:p>
       <w:pPr/>
@@ -6889,24 +3862,6 @@
         </w:rPr>
         <w:t xml:space="preserve"> Mal haya el pastor de nada, que deja el ganado. Espada sobre su brazo, y sobre su ojo derecho: del todo se secará su brazo, y enteramente será su ojo derecho oscurecido.</w:t>
       </w:r>
-      <w:r>
-        <w:rPr>
-          <w:lang w:val="es_ES" w:bidi="es_ES"/>
-        </w:rPr>
-      </w:r>
-      <w:r>
-        <w:rPr>
-          <w:lang w:val="es_ES" w:bidi="es_ES"/>
-        </w:rPr>
-      </w:r>
-    </w:p>
-    <w:p>
-      <w:pPr/>
-      <w:r>
-        <w:rPr>
-          <w:lang w:val="es_ES" w:bidi="es_ES"/>
-        </w:rPr>
-      </w:r>
     </w:p>
     <w:p>
       <w:pPr>
@@ -6916,7 +3871,7 @@
         <w:rPr>
           <w:lang w:val="es_ES" w:bidi="es_ES"/>
         </w:rPr>
-        <w:t>Zechariah 12:1</w:t>
+        <w:t>Zacarías 12:1</w:t>
       </w:r>
       <w:r>
         <w:rPr>
@@ -6944,24 +3899,6 @@
         </w:rPr>
         <w:t xml:space="preserve"> CARGA de la palabra de Jehová acerca de Israel. Jehová, que extiende los cielos, y funda la tierra, y forma el espíritu del hombre dentro de él, ha dicho:</w:t>
       </w:r>
-      <w:r>
-        <w:rPr>
-          <w:lang w:val="es_ES" w:bidi="es_ES"/>
-        </w:rPr>
-      </w:r>
-      <w:r>
-        <w:rPr>
-          <w:lang w:val="es_ES" w:bidi="es_ES"/>
-        </w:rPr>
-      </w:r>
-    </w:p>
-    <w:p>
-      <w:pPr/>
-      <w:r>
-        <w:rPr>
-          <w:lang w:val="es_ES" w:bidi="es_ES"/>
-        </w:rPr>
-      </w:r>
     </w:p>
     <w:p>
       <w:pPr/>
@@ -6983,24 +3920,6 @@
         </w:rPr>
         <w:t xml:space="preserve"> He aquí, yo pongo á Jerusalem por vaso de temblor á todos los pueblos de alrededor cuando estén en el sitio contra Judá y contra Jerusalem.</w:t>
       </w:r>
-      <w:r>
-        <w:rPr>
-          <w:lang w:val="es_ES" w:bidi="es_ES"/>
-        </w:rPr>
-      </w:r>
-      <w:r>
-        <w:rPr>
-          <w:lang w:val="es_ES" w:bidi="es_ES"/>
-        </w:rPr>
-      </w:r>
-    </w:p>
-    <w:p>
-      <w:pPr/>
-      <w:r>
-        <w:rPr>
-          <w:lang w:val="es_ES" w:bidi="es_ES"/>
-        </w:rPr>
-      </w:r>
     </w:p>
     <w:p>
       <w:pPr/>
@@ -7022,24 +3941,6 @@
         </w:rPr>
         <w:t xml:space="preserve"> Y será en aquel día, que yo pondré á Jerusalem por piedra pesada á todos los pueblos: todos los que se la cargaren, serán despedazados, bien que todas las gentes de la tierra se juntarán contra ella.</w:t>
       </w:r>
-      <w:r>
-        <w:rPr>
-          <w:lang w:val="es_ES" w:bidi="es_ES"/>
-        </w:rPr>
-      </w:r>
-      <w:r>
-        <w:rPr>
-          <w:lang w:val="es_ES" w:bidi="es_ES"/>
-        </w:rPr>
-      </w:r>
-    </w:p>
-    <w:p>
-      <w:pPr/>
-      <w:r>
-        <w:rPr>
-          <w:lang w:val="es_ES" w:bidi="es_ES"/>
-        </w:rPr>
-      </w:r>
     </w:p>
     <w:p>
       <w:pPr/>
@@ -7061,24 +3962,6 @@
         </w:rPr>
         <w:t xml:space="preserve"> En aquel día, dice Jehová, heriré con aturdimiento á todo caballo, y con locura al que en él sube; mas sobre la casa de Judá abriré mis ojos, y á todo caballo de los pueblos heriré con ceguera.</w:t>
       </w:r>
-      <w:r>
-        <w:rPr>
-          <w:lang w:val="es_ES" w:bidi="es_ES"/>
-        </w:rPr>
-      </w:r>
-      <w:r>
-        <w:rPr>
-          <w:lang w:val="es_ES" w:bidi="es_ES"/>
-        </w:rPr>
-      </w:r>
-    </w:p>
-    <w:p>
-      <w:pPr/>
-      <w:r>
-        <w:rPr>
-          <w:lang w:val="es_ES" w:bidi="es_ES"/>
-        </w:rPr>
-      </w:r>
     </w:p>
     <w:p>
       <w:pPr/>
@@ -7100,24 +3983,6 @@
         </w:rPr>
         <w:t xml:space="preserve"> Y los capitanes de Judá dirán en su corazón: Mi fuerza son los moradores de Jerusalem en Jehová de los ejércitos su Dios.</w:t>
       </w:r>
-      <w:r>
-        <w:rPr>
-          <w:lang w:val="es_ES" w:bidi="es_ES"/>
-        </w:rPr>
-      </w:r>
-      <w:r>
-        <w:rPr>
-          <w:lang w:val="es_ES" w:bidi="es_ES"/>
-        </w:rPr>
-      </w:r>
-    </w:p>
-    <w:p>
-      <w:pPr/>
-      <w:r>
-        <w:rPr>
-          <w:lang w:val="es_ES" w:bidi="es_ES"/>
-        </w:rPr>
-      </w:r>
     </w:p>
     <w:p>
       <w:pPr/>
@@ -7139,24 +4004,6 @@
         </w:rPr>
         <w:t xml:space="preserve"> En aquel día pondré los capitanes de Judá como un brasero de fuego en leña, y como una hacha de fuego en gavillas; y consumirán á diestra y á siniestra todos los pueblos alrededor: y Jerusalem será otra vez habitada en su lugar, en Jerusalem.</w:t>
       </w:r>
-      <w:r>
-        <w:rPr>
-          <w:lang w:val="es_ES" w:bidi="es_ES"/>
-        </w:rPr>
-      </w:r>
-      <w:r>
-        <w:rPr>
-          <w:lang w:val="es_ES" w:bidi="es_ES"/>
-        </w:rPr>
-      </w:r>
-    </w:p>
-    <w:p>
-      <w:pPr/>
-      <w:r>
-        <w:rPr>
-          <w:lang w:val="es_ES" w:bidi="es_ES"/>
-        </w:rPr>
-      </w:r>
     </w:p>
     <w:p>
       <w:pPr/>
@@ -7178,24 +4025,6 @@
         </w:rPr>
         <w:t xml:space="preserve"> Y librará Jehová las tiendas de Judá primero, porque la gloria de la casa de David y del morador de Jerusalem no se engrandezca sobre Judá.</w:t>
       </w:r>
-      <w:r>
-        <w:rPr>
-          <w:lang w:val="es_ES" w:bidi="es_ES"/>
-        </w:rPr>
-      </w:r>
-      <w:r>
-        <w:rPr>
-          <w:lang w:val="es_ES" w:bidi="es_ES"/>
-        </w:rPr>
-      </w:r>
-    </w:p>
-    <w:p>
-      <w:pPr/>
-      <w:r>
-        <w:rPr>
-          <w:lang w:val="es_ES" w:bidi="es_ES"/>
-        </w:rPr>
-      </w:r>
     </w:p>
     <w:p>
       <w:pPr/>
@@ -7217,24 +4046,6 @@
         </w:rPr>
         <w:t xml:space="preserve"> En aquel día Jehová defenderá al morador de Jerusalem: y el que entre ellos fuere flaco, en aquel tiempo será como David; y la casa de David como ángeles, como el ángel de Jehová delante de ellos.</w:t>
       </w:r>
-      <w:r>
-        <w:rPr>
-          <w:lang w:val="es_ES" w:bidi="es_ES"/>
-        </w:rPr>
-      </w:r>
-      <w:r>
-        <w:rPr>
-          <w:lang w:val="es_ES" w:bidi="es_ES"/>
-        </w:rPr>
-      </w:r>
-    </w:p>
-    <w:p>
-      <w:pPr/>
-      <w:r>
-        <w:rPr>
-          <w:lang w:val="es_ES" w:bidi="es_ES"/>
-        </w:rPr>
-      </w:r>
     </w:p>
     <w:p>
       <w:pPr/>
@@ -7256,24 +4067,6 @@
         </w:rPr>
         <w:t xml:space="preserve"> Y será que en aquel día yo procuraré quebrantar todas las gentes que vinieren contra Jerusalem.</w:t>
       </w:r>
-      <w:r>
-        <w:rPr>
-          <w:lang w:val="es_ES" w:bidi="es_ES"/>
-        </w:rPr>
-      </w:r>
-      <w:r>
-        <w:rPr>
-          <w:lang w:val="es_ES" w:bidi="es_ES"/>
-        </w:rPr>
-      </w:r>
-    </w:p>
-    <w:p>
-      <w:pPr/>
-      <w:r>
-        <w:rPr>
-          <w:lang w:val="es_ES" w:bidi="es_ES"/>
-        </w:rPr>
-      </w:r>
     </w:p>
     <w:p>
       <w:pPr/>
@@ -7295,24 +4088,6 @@
         </w:rPr>
         <w:t xml:space="preserve"> Y derramaré sobre la casa de David, y sobre los moradores de Jerusalem, espíritu de gracia y de oración; y mirarán á mí, á quien traspasaron, y harán llanto sobre él, como llanto sobre unigénito, afligiéndose sobre él como quien se aflige sobre primogénito.</w:t>
       </w:r>
-      <w:r>
-        <w:rPr>
-          <w:lang w:val="es_ES" w:bidi="es_ES"/>
-        </w:rPr>
-      </w:r>
-      <w:r>
-        <w:rPr>
-          <w:lang w:val="es_ES" w:bidi="es_ES"/>
-        </w:rPr>
-      </w:r>
-    </w:p>
-    <w:p>
-      <w:pPr/>
-      <w:r>
-        <w:rPr>
-          <w:lang w:val="es_ES" w:bidi="es_ES"/>
-        </w:rPr>
-      </w:r>
     </w:p>
     <w:p>
       <w:pPr/>
@@ -7334,24 +4109,6 @@
         </w:rPr>
         <w:t xml:space="preserve"> En aquel día habrá gran llanto en Jerusalem, como el llanto de Adadrimón en el valle de Megiddo.</w:t>
       </w:r>
-      <w:r>
-        <w:rPr>
-          <w:lang w:val="es_ES" w:bidi="es_ES"/>
-        </w:rPr>
-      </w:r>
-      <w:r>
-        <w:rPr>
-          <w:lang w:val="es_ES" w:bidi="es_ES"/>
-        </w:rPr>
-      </w:r>
-    </w:p>
-    <w:p>
-      <w:pPr/>
-      <w:r>
-        <w:rPr>
-          <w:lang w:val="es_ES" w:bidi="es_ES"/>
-        </w:rPr>
-      </w:r>
     </w:p>
     <w:p>
       <w:pPr/>
@@ -7373,24 +4130,6 @@
         </w:rPr>
         <w:t xml:space="preserve"> Y la tierra lamentará, cada linaje de por sí; el linaje de la casa de David por sí, y sus mujeres por sí; el linaje de la casa de Nathán por sí, y sus mujeres por sí;</w:t>
       </w:r>
-      <w:r>
-        <w:rPr>
-          <w:lang w:val="es_ES" w:bidi="es_ES"/>
-        </w:rPr>
-      </w:r>
-      <w:r>
-        <w:rPr>
-          <w:lang w:val="es_ES" w:bidi="es_ES"/>
-        </w:rPr>
-      </w:r>
-    </w:p>
-    <w:p>
-      <w:pPr/>
-      <w:r>
-        <w:rPr>
-          <w:lang w:val="es_ES" w:bidi="es_ES"/>
-        </w:rPr>
-      </w:r>
     </w:p>
     <w:p>
       <w:pPr/>
@@ -7412,24 +4151,6 @@
         </w:rPr>
         <w:t xml:space="preserve"> El linaje de la casa de Leví por sí, y sus mujeres por sí; el linaje de Simei por sí, y sus mujeres por sí;</w:t>
       </w:r>
-      <w:r>
-        <w:rPr>
-          <w:lang w:val="es_ES" w:bidi="es_ES"/>
-        </w:rPr>
-      </w:r>
-      <w:r>
-        <w:rPr>
-          <w:lang w:val="es_ES" w:bidi="es_ES"/>
-        </w:rPr>
-      </w:r>
-    </w:p>
-    <w:p>
-      <w:pPr/>
-      <w:r>
-        <w:rPr>
-          <w:lang w:val="es_ES" w:bidi="es_ES"/>
-        </w:rPr>
-      </w:r>
     </w:p>
     <w:p>
       <w:pPr/>
@@ -7451,24 +4172,6 @@
         </w:rPr>
         <w:t xml:space="preserve"> Todos los otros linajes, los linajes por sí, y sus mujeres por sí.</w:t>
       </w:r>
-      <w:r>
-        <w:rPr>
-          <w:lang w:val="es_ES" w:bidi="es_ES"/>
-        </w:rPr>
-      </w:r>
-      <w:r>
-        <w:rPr>
-          <w:lang w:val="es_ES" w:bidi="es_ES"/>
-        </w:rPr>
-      </w:r>
-    </w:p>
-    <w:p>
-      <w:pPr/>
-      <w:r>
-        <w:rPr>
-          <w:lang w:val="es_ES" w:bidi="es_ES"/>
-        </w:rPr>
-      </w:r>
     </w:p>
     <w:p>
       <w:pPr>
@@ -7478,7 +4181,7 @@
         <w:rPr>
           <w:lang w:val="es_ES" w:bidi="es_ES"/>
         </w:rPr>
-        <w:t>Zechariah 13:1</w:t>
+        <w:t>Zacarías 13:1</w:t>
       </w:r>
       <w:r>
         <w:rPr>
@@ -7506,24 +4209,6 @@
         </w:rPr>
         <w:t xml:space="preserve"> EN aquel tiempo habrá manantial abierto para la casa de David y para los moradores de Jerusalem, para el pecado y la inmundicia.</w:t>
       </w:r>
-      <w:r>
-        <w:rPr>
-          <w:lang w:val="es_ES" w:bidi="es_ES"/>
-        </w:rPr>
-      </w:r>
-      <w:r>
-        <w:rPr>
-          <w:lang w:val="es_ES" w:bidi="es_ES"/>
-        </w:rPr>
-      </w:r>
-    </w:p>
-    <w:p>
-      <w:pPr/>
-      <w:r>
-        <w:rPr>
-          <w:lang w:val="es_ES" w:bidi="es_ES"/>
-        </w:rPr>
-      </w:r>
     </w:p>
     <w:p>
       <w:pPr/>
@@ -7545,24 +4230,6 @@
         </w:rPr>
         <w:t xml:space="preserve"> Y será en aquel día, dice Jehová de los ejércitos, que talaré de la tierra los nombres de las imágenes, y nunca más vendrán en memoria: y también haré talar de la tierra los profetas, y espíritu de inmundicia.</w:t>
       </w:r>
-      <w:r>
-        <w:rPr>
-          <w:lang w:val="es_ES" w:bidi="es_ES"/>
-        </w:rPr>
-      </w:r>
-      <w:r>
-        <w:rPr>
-          <w:lang w:val="es_ES" w:bidi="es_ES"/>
-        </w:rPr>
-      </w:r>
-    </w:p>
-    <w:p>
-      <w:pPr/>
-      <w:r>
-        <w:rPr>
-          <w:lang w:val="es_ES" w:bidi="es_ES"/>
-        </w:rPr>
-      </w:r>
     </w:p>
     <w:p>
       <w:pPr/>
@@ -7584,24 +4251,6 @@
         </w:rPr>
         <w:t xml:space="preserve"> Y será que cuando alguno más profetizare, diránle su padre y su madre que lo engendraron: No vivirás, porque has hablado mentira en el nombre de Jehová: y su padre y su madre que lo engendraron, le alancearán cuando profetizare.</w:t>
       </w:r>
-      <w:r>
-        <w:rPr>
-          <w:lang w:val="es_ES" w:bidi="es_ES"/>
-        </w:rPr>
-      </w:r>
-      <w:r>
-        <w:rPr>
-          <w:lang w:val="es_ES" w:bidi="es_ES"/>
-        </w:rPr>
-      </w:r>
-    </w:p>
-    <w:p>
-      <w:pPr/>
-      <w:r>
-        <w:rPr>
-          <w:lang w:val="es_ES" w:bidi="es_ES"/>
-        </w:rPr>
-      </w:r>
     </w:p>
     <w:p>
       <w:pPr/>
@@ -7623,24 +4272,6 @@
         </w:rPr>
         <w:t xml:space="preserve"> Y será en aquel tiempo, que todos los profetas se avergonzarán de su visión cuando profetizaren; ni nunca más se vestirán de manto velloso para mentir.</w:t>
       </w:r>
-      <w:r>
-        <w:rPr>
-          <w:lang w:val="es_ES" w:bidi="es_ES"/>
-        </w:rPr>
-      </w:r>
-      <w:r>
-        <w:rPr>
-          <w:lang w:val="es_ES" w:bidi="es_ES"/>
-        </w:rPr>
-      </w:r>
-    </w:p>
-    <w:p>
-      <w:pPr/>
-      <w:r>
-        <w:rPr>
-          <w:lang w:val="es_ES" w:bidi="es_ES"/>
-        </w:rPr>
-      </w:r>
     </w:p>
     <w:p>
       <w:pPr/>
@@ -7662,24 +4293,6 @@
         </w:rPr>
         <w:t xml:space="preserve"> Y dirá: No soy profeta; labrador soy de la tierra: porque esto aprendí del hombre desde mi juventud.</w:t>
       </w:r>
-      <w:r>
-        <w:rPr>
-          <w:lang w:val="es_ES" w:bidi="es_ES"/>
-        </w:rPr>
-      </w:r>
-      <w:r>
-        <w:rPr>
-          <w:lang w:val="es_ES" w:bidi="es_ES"/>
-        </w:rPr>
-      </w:r>
-    </w:p>
-    <w:p>
-      <w:pPr/>
-      <w:r>
-        <w:rPr>
-          <w:lang w:val="es_ES" w:bidi="es_ES"/>
-        </w:rPr>
-      </w:r>
     </w:p>
     <w:p>
       <w:pPr/>
@@ -7701,24 +4314,6 @@
         </w:rPr>
         <w:t xml:space="preserve"> Y le preguntarán: ¿Qué heridas son éstas en tus manos? Y él responderá: Con ellas fuí herido en casa de mis amigos.</w:t>
       </w:r>
-      <w:r>
-        <w:rPr>
-          <w:lang w:val="es_ES" w:bidi="es_ES"/>
-        </w:rPr>
-      </w:r>
-      <w:r>
-        <w:rPr>
-          <w:lang w:val="es_ES" w:bidi="es_ES"/>
-        </w:rPr>
-      </w:r>
-    </w:p>
-    <w:p>
-      <w:pPr/>
-      <w:r>
-        <w:rPr>
-          <w:lang w:val="es_ES" w:bidi="es_ES"/>
-        </w:rPr>
-      </w:r>
     </w:p>
     <w:p>
       <w:pPr/>
@@ -7740,24 +4335,6 @@
         </w:rPr>
         <w:t xml:space="preserve"> Levántate, oh espada, sobre el pastor, y sobre el hombre compañero mío, dice Jehová de los ejércitos. Hiere al pastor, y se derramarán las ovejas: mas tornaré mi mano sobre los chiquitos.</w:t>
       </w:r>
-      <w:r>
-        <w:rPr>
-          <w:lang w:val="es_ES" w:bidi="es_ES"/>
-        </w:rPr>
-      </w:r>
-      <w:r>
-        <w:rPr>
-          <w:lang w:val="es_ES" w:bidi="es_ES"/>
-        </w:rPr>
-      </w:r>
-    </w:p>
-    <w:p>
-      <w:pPr/>
-      <w:r>
-        <w:rPr>
-          <w:lang w:val="es_ES" w:bidi="es_ES"/>
-        </w:rPr>
-      </w:r>
     </w:p>
     <w:p>
       <w:pPr/>
@@ -7779,24 +4356,6 @@
         </w:rPr>
         <w:t xml:space="preserve"> Y acontecerá en toda la tierra, dice Jehová, que las dos partes serán taladas en ella, y se perderán; mas la tercera quedará en ella.</w:t>
       </w:r>
-      <w:r>
-        <w:rPr>
-          <w:lang w:val="es_ES" w:bidi="es_ES"/>
-        </w:rPr>
-      </w:r>
-      <w:r>
-        <w:rPr>
-          <w:lang w:val="es_ES" w:bidi="es_ES"/>
-        </w:rPr>
-      </w:r>
-    </w:p>
-    <w:p>
-      <w:pPr/>
-      <w:r>
-        <w:rPr>
-          <w:lang w:val="es_ES" w:bidi="es_ES"/>
-        </w:rPr>
-      </w:r>
     </w:p>
     <w:p>
       <w:pPr/>
@@ -7818,24 +4377,6 @@
         </w:rPr>
         <w:t xml:space="preserve"> Y meteré en el fuego la tercera parte, y los fundiré como se funde la plata, y probarélos como se prueba el oro. El invocará mi nombre, y yo le oiré, y diré: Pueblo mío; y él dirá: Jehová es mi Dios.</w:t>
       </w:r>
-      <w:r>
-        <w:rPr>
-          <w:lang w:val="es_ES" w:bidi="es_ES"/>
-        </w:rPr>
-      </w:r>
-      <w:r>
-        <w:rPr>
-          <w:lang w:val="es_ES" w:bidi="es_ES"/>
-        </w:rPr>
-      </w:r>
-    </w:p>
-    <w:p>
-      <w:pPr/>
-      <w:r>
-        <w:rPr>
-          <w:lang w:val="es_ES" w:bidi="es_ES"/>
-        </w:rPr>
-      </w:r>
     </w:p>
     <w:p>
       <w:pPr>
@@ -7845,7 +4386,7 @@
         <w:rPr>
           <w:lang w:val="es_ES" w:bidi="es_ES"/>
         </w:rPr>
-        <w:t>Zechariah 14:1</w:t>
+        <w:t>Zacarías 14:1</w:t>
       </w:r>
       <w:r>
         <w:rPr>
@@ -7873,24 +4414,6 @@
         </w:rPr>
         <w:t xml:space="preserve"> HE aquí, el día de Jehová viene, y tus despojos serán repartidos en medio de ti.</w:t>
       </w:r>
-      <w:r>
-        <w:rPr>
-          <w:lang w:val="es_ES" w:bidi="es_ES"/>
-        </w:rPr>
-      </w:r>
-      <w:r>
-        <w:rPr>
-          <w:lang w:val="es_ES" w:bidi="es_ES"/>
-        </w:rPr>
-      </w:r>
-    </w:p>
-    <w:p>
-      <w:pPr/>
-      <w:r>
-        <w:rPr>
-          <w:lang w:val="es_ES" w:bidi="es_ES"/>
-        </w:rPr>
-      </w:r>
     </w:p>
     <w:p>
       <w:pPr/>
@@ -7912,24 +4435,6 @@
         </w:rPr>
         <w:t xml:space="preserve"> Porque yo reuniré todas las gentes en batalla contra Jerusalem; y la ciudad será tomada, y saqueadas serán las casas, y forzadas las mujeres: y la mitad de la ciudad irá en cautiverio, mas el resto del pueblo no será talado de la ciudad.</w:t>
       </w:r>
-      <w:r>
-        <w:rPr>
-          <w:lang w:val="es_ES" w:bidi="es_ES"/>
-        </w:rPr>
-      </w:r>
-      <w:r>
-        <w:rPr>
-          <w:lang w:val="es_ES" w:bidi="es_ES"/>
-        </w:rPr>
-      </w:r>
-    </w:p>
-    <w:p>
-      <w:pPr/>
-      <w:r>
-        <w:rPr>
-          <w:lang w:val="es_ES" w:bidi="es_ES"/>
-        </w:rPr>
-      </w:r>
     </w:p>
     <w:p>
       <w:pPr/>
@@ -7951,24 +4456,6 @@
         </w:rPr>
         <w:t xml:space="preserve"> Después saldrá Jehová, y peleará con aquellas gentes, como peleó el día de la batalla.</w:t>
       </w:r>
-      <w:r>
-        <w:rPr>
-          <w:lang w:val="es_ES" w:bidi="es_ES"/>
-        </w:rPr>
-      </w:r>
-      <w:r>
-        <w:rPr>
-          <w:lang w:val="es_ES" w:bidi="es_ES"/>
-        </w:rPr>
-      </w:r>
-    </w:p>
-    <w:p>
-      <w:pPr/>
-      <w:r>
-        <w:rPr>
-          <w:lang w:val="es_ES" w:bidi="es_ES"/>
-        </w:rPr>
-      </w:r>
     </w:p>
     <w:p>
       <w:pPr/>
@@ -7990,24 +4477,6 @@
         </w:rPr>
         <w:t xml:space="preserve"> Y afirmaránse sus pies en aquel día sobre el monte de las Olivas, que está en frente de Jerusalem á la parte de oriente: y el monte de las Olivas, se partirá por medio de sí hacia el oriente y hacia el occidente, haciendo un muy grande valle; y la mitad del monte se apartará hacia el norte, y la otra mitad hacia el mediodía.</w:t>
       </w:r>
-      <w:r>
-        <w:rPr>
-          <w:lang w:val="es_ES" w:bidi="es_ES"/>
-        </w:rPr>
-      </w:r>
-      <w:r>
-        <w:rPr>
-          <w:lang w:val="es_ES" w:bidi="es_ES"/>
-        </w:rPr>
-      </w:r>
-    </w:p>
-    <w:p>
-      <w:pPr/>
-      <w:r>
-        <w:rPr>
-          <w:lang w:val="es_ES" w:bidi="es_ES"/>
-        </w:rPr>
-      </w:r>
     </w:p>
     <w:p>
       <w:pPr/>
@@ -8029,24 +4498,6 @@
         </w:rPr>
         <w:t xml:space="preserve"> Y huiréis al valle de los montes; porque el valle de los montes llegará hasta Hasal; y huiréis de la manera que huisteis por causa del terremoto en los días de Uzzías, rey de Judá: y vendrá Jehová mi Dios, y con él todos los santos.</w:t>
       </w:r>
-      <w:r>
-        <w:rPr>
-          <w:lang w:val="es_ES" w:bidi="es_ES"/>
-        </w:rPr>
-      </w:r>
-      <w:r>
-        <w:rPr>
-          <w:lang w:val="es_ES" w:bidi="es_ES"/>
-        </w:rPr>
-      </w:r>
-    </w:p>
-    <w:p>
-      <w:pPr/>
-      <w:r>
-        <w:rPr>
-          <w:lang w:val="es_ES" w:bidi="es_ES"/>
-        </w:rPr>
-      </w:r>
     </w:p>
     <w:p>
       <w:pPr/>
@@ -8068,24 +4519,6 @@
         </w:rPr>
         <w:t xml:space="preserve"> Y acontecerá que en ese día no habrá luz clara, ni oscura.</w:t>
       </w:r>
-      <w:r>
-        <w:rPr>
-          <w:lang w:val="es_ES" w:bidi="es_ES"/>
-        </w:rPr>
-      </w:r>
-      <w:r>
-        <w:rPr>
-          <w:lang w:val="es_ES" w:bidi="es_ES"/>
-        </w:rPr>
-      </w:r>
-    </w:p>
-    <w:p>
-      <w:pPr/>
-      <w:r>
-        <w:rPr>
-          <w:lang w:val="es_ES" w:bidi="es_ES"/>
-        </w:rPr>
-      </w:r>
     </w:p>
     <w:p>
       <w:pPr/>
@@ -8107,24 +4540,6 @@
         </w:rPr>
         <w:t xml:space="preserve"> Y será un día, el cual es conocido de Jehová, que ni será día ni noche; mas acontecerá que al tiempo de la tarde habrá luz.</w:t>
       </w:r>
-      <w:r>
-        <w:rPr>
-          <w:lang w:val="es_ES" w:bidi="es_ES"/>
-        </w:rPr>
-      </w:r>
-      <w:r>
-        <w:rPr>
-          <w:lang w:val="es_ES" w:bidi="es_ES"/>
-        </w:rPr>
-      </w:r>
-    </w:p>
-    <w:p>
-      <w:pPr/>
-      <w:r>
-        <w:rPr>
-          <w:lang w:val="es_ES" w:bidi="es_ES"/>
-        </w:rPr>
-      </w:r>
     </w:p>
     <w:p>
       <w:pPr/>
@@ -8146,24 +4561,6 @@
         </w:rPr>
         <w:t xml:space="preserve"> Acontecerá también en aquel día, que saldrán de Jerusalem aguas vivas; la mitad de ellas hacia la mar oriental, y la otra mitad hacia la mar occidental, en verano y en invierno.</w:t>
       </w:r>
-      <w:r>
-        <w:rPr>
-          <w:lang w:val="es_ES" w:bidi="es_ES"/>
-        </w:rPr>
-      </w:r>
-      <w:r>
-        <w:rPr>
-          <w:lang w:val="es_ES" w:bidi="es_ES"/>
-        </w:rPr>
-      </w:r>
-    </w:p>
-    <w:p>
-      <w:pPr/>
-      <w:r>
-        <w:rPr>
-          <w:lang w:val="es_ES" w:bidi="es_ES"/>
-        </w:rPr>
-      </w:r>
     </w:p>
     <w:p>
       <w:pPr/>
@@ -8185,24 +4582,6 @@
         </w:rPr>
         <w:t xml:space="preserve"> Y Jehová será rey sobre toda la tierra. En aquel día Jehová será uno, y uno su nombre.</w:t>
       </w:r>
-      <w:r>
-        <w:rPr>
-          <w:lang w:val="es_ES" w:bidi="es_ES"/>
-        </w:rPr>
-      </w:r>
-      <w:r>
-        <w:rPr>
-          <w:lang w:val="es_ES" w:bidi="es_ES"/>
-        </w:rPr>
-      </w:r>
-    </w:p>
-    <w:p>
-      <w:pPr/>
-      <w:r>
-        <w:rPr>
-          <w:lang w:val="es_ES" w:bidi="es_ES"/>
-        </w:rPr>
-      </w:r>
     </w:p>
     <w:p>
       <w:pPr/>
@@ -8224,24 +4603,6 @@
         </w:rPr>
         <w:t xml:space="preserve"> Y toda la tierra se tornará como llanura desde Gabaa hasta Rimmón al mediodía de Jerusalem: y ésta será enaltecida, y habitarse ha en su lugar desde la puerta de Benjamín hasta el lugar de la puerta primera, hasta la puerta de los rincones; y desde la torre de Hananeel hasta los lagares del rey.</w:t>
       </w:r>
-      <w:r>
-        <w:rPr>
-          <w:lang w:val="es_ES" w:bidi="es_ES"/>
-        </w:rPr>
-      </w:r>
-      <w:r>
-        <w:rPr>
-          <w:lang w:val="es_ES" w:bidi="es_ES"/>
-        </w:rPr>
-      </w:r>
-    </w:p>
-    <w:p>
-      <w:pPr/>
-      <w:r>
-        <w:rPr>
-          <w:lang w:val="es_ES" w:bidi="es_ES"/>
-        </w:rPr>
-      </w:r>
     </w:p>
     <w:p>
       <w:pPr/>
@@ -8263,24 +4624,6 @@
         </w:rPr>
         <w:t xml:space="preserve"> Y morarán en ella, y nunca más será anatema; sino que será Jerusalem habitada confiadamente.</w:t>
       </w:r>
-      <w:r>
-        <w:rPr>
-          <w:lang w:val="es_ES" w:bidi="es_ES"/>
-        </w:rPr>
-      </w:r>
-      <w:r>
-        <w:rPr>
-          <w:lang w:val="es_ES" w:bidi="es_ES"/>
-        </w:rPr>
-      </w:r>
-    </w:p>
-    <w:p>
-      <w:pPr/>
-      <w:r>
-        <w:rPr>
-          <w:lang w:val="es_ES" w:bidi="es_ES"/>
-        </w:rPr>
-      </w:r>
     </w:p>
     <w:p>
       <w:pPr/>
@@ -8302,24 +4645,6 @@
         </w:rPr>
         <w:t xml:space="preserve"> Y esta será la plaga con que herirá Jehová á todos los pueblos que pelearon contra Jerusalem: la carne de ellos se disolverá estando ellos sobre sus pies, y se consumirán sus ojos en sus cuencas, y su lengua se les deshará en su boca.</w:t>
       </w:r>
-      <w:r>
-        <w:rPr>
-          <w:lang w:val="es_ES" w:bidi="es_ES"/>
-        </w:rPr>
-      </w:r>
-      <w:r>
-        <w:rPr>
-          <w:lang w:val="es_ES" w:bidi="es_ES"/>
-        </w:rPr>
-      </w:r>
-    </w:p>
-    <w:p>
-      <w:pPr/>
-      <w:r>
-        <w:rPr>
-          <w:lang w:val="es_ES" w:bidi="es_ES"/>
-        </w:rPr>
-      </w:r>
     </w:p>
     <w:p>
       <w:pPr/>
@@ -8341,24 +4666,6 @@
         </w:rPr>
         <w:t xml:space="preserve"> Y acontecerá en aquel día que habrá en ellos gran quebrantamiento de Jehová; porque trabará cada uno de la mano de su compañero, y su mano echará contra la mano de su compañero.</w:t>
       </w:r>
-      <w:r>
-        <w:rPr>
-          <w:lang w:val="es_ES" w:bidi="es_ES"/>
-        </w:rPr>
-      </w:r>
-      <w:r>
-        <w:rPr>
-          <w:lang w:val="es_ES" w:bidi="es_ES"/>
-        </w:rPr>
-      </w:r>
-    </w:p>
-    <w:p>
-      <w:pPr/>
-      <w:r>
-        <w:rPr>
-          <w:lang w:val="es_ES" w:bidi="es_ES"/>
-        </w:rPr>
-      </w:r>
     </w:p>
     <w:p>
       <w:pPr/>
@@ -8380,24 +4687,6 @@
         </w:rPr>
         <w:t xml:space="preserve"> Y Judá también peleará en Jerusalem. Y serán reunidas las riquezas de todas las gentes de alrededor: oro, y plata, y ropas de vestir, en grande abundancia.</w:t>
       </w:r>
-      <w:r>
-        <w:rPr>
-          <w:lang w:val="es_ES" w:bidi="es_ES"/>
-        </w:rPr>
-      </w:r>
-      <w:r>
-        <w:rPr>
-          <w:lang w:val="es_ES" w:bidi="es_ES"/>
-        </w:rPr>
-      </w:r>
-    </w:p>
-    <w:p>
-      <w:pPr/>
-      <w:r>
-        <w:rPr>
-          <w:lang w:val="es_ES" w:bidi="es_ES"/>
-        </w:rPr>
-      </w:r>
     </w:p>
     <w:p>
       <w:pPr/>
@@ -8419,24 +4708,6 @@
         </w:rPr>
         <w:t xml:space="preserve"> Y tal como esto será la plaga de los caballos, de los mulos, de los camellos, de los asnos, y de todas las bestias que estuvieren en aquellos campamentos.</w:t>
       </w:r>
-      <w:r>
-        <w:rPr>
-          <w:lang w:val="es_ES" w:bidi="es_ES"/>
-        </w:rPr>
-      </w:r>
-      <w:r>
-        <w:rPr>
-          <w:lang w:val="es_ES" w:bidi="es_ES"/>
-        </w:rPr>
-      </w:r>
-    </w:p>
-    <w:p>
-      <w:pPr/>
-      <w:r>
-        <w:rPr>
-          <w:lang w:val="es_ES" w:bidi="es_ES"/>
-        </w:rPr>
-      </w:r>
     </w:p>
     <w:p>
       <w:pPr/>
@@ -8458,24 +4729,6 @@
         </w:rPr>
         <w:t xml:space="preserve"> Y todos los que quedaren de las gentes que vinieron contra Jerusalem, subirán de año en año á adorar al Rey, Jehová de los ejércitos, y á celebrar la fiesta de las Cabañas.</w:t>
       </w:r>
-      <w:r>
-        <w:rPr>
-          <w:lang w:val="es_ES" w:bidi="es_ES"/>
-        </w:rPr>
-      </w:r>
-      <w:r>
-        <w:rPr>
-          <w:lang w:val="es_ES" w:bidi="es_ES"/>
-        </w:rPr>
-      </w:r>
-    </w:p>
-    <w:p>
-      <w:pPr/>
-      <w:r>
-        <w:rPr>
-          <w:lang w:val="es_ES" w:bidi="es_ES"/>
-        </w:rPr>
-      </w:r>
     </w:p>
     <w:p>
       <w:pPr/>
@@ -8497,24 +4750,6 @@
         </w:rPr>
         <w:t xml:space="preserve"> Y acontecerá, que los de las familias de la tierra que no subieren á Jerusalem á adorar al Rey, Jehová de los ejércitos, no vendrá sobre ellos lluvia.</w:t>
       </w:r>
-      <w:r>
-        <w:rPr>
-          <w:lang w:val="es_ES" w:bidi="es_ES"/>
-        </w:rPr>
-      </w:r>
-      <w:r>
-        <w:rPr>
-          <w:lang w:val="es_ES" w:bidi="es_ES"/>
-        </w:rPr>
-      </w:r>
-    </w:p>
-    <w:p>
-      <w:pPr/>
-      <w:r>
-        <w:rPr>
-          <w:lang w:val="es_ES" w:bidi="es_ES"/>
-        </w:rPr>
-      </w:r>
     </w:p>
     <w:p>
       <w:pPr/>
@@ -8536,24 +4771,6 @@
         </w:rPr>
         <w:t xml:space="preserve"> Y si la familia de Egipto no subiere, y no viniere, sobre ellos no habrá lluvia; vendrá la plaga con que Jehová herirá las gentes que no subieren á celebrar la fiesta de las Cabañas.</w:t>
       </w:r>
-      <w:r>
-        <w:rPr>
-          <w:lang w:val="es_ES" w:bidi="es_ES"/>
-        </w:rPr>
-      </w:r>
-      <w:r>
-        <w:rPr>
-          <w:lang w:val="es_ES" w:bidi="es_ES"/>
-        </w:rPr>
-      </w:r>
-    </w:p>
-    <w:p>
-      <w:pPr/>
-      <w:r>
-        <w:rPr>
-          <w:lang w:val="es_ES" w:bidi="es_ES"/>
-        </w:rPr>
-      </w:r>
     </w:p>
     <w:p>
       <w:pPr/>
@@ -8575,24 +4792,6 @@
         </w:rPr>
         <w:t xml:space="preserve"> Esta será la pena del pecado de Egipto, y del pecado de todas las gentes que no subieren á celebrar la fiesta de las Cabañas.</w:t>
       </w:r>
-      <w:r>
-        <w:rPr>
-          <w:lang w:val="es_ES" w:bidi="es_ES"/>
-        </w:rPr>
-      </w:r>
-      <w:r>
-        <w:rPr>
-          <w:lang w:val="es_ES" w:bidi="es_ES"/>
-        </w:rPr>
-      </w:r>
-    </w:p>
-    <w:p>
-      <w:pPr/>
-      <w:r>
-        <w:rPr>
-          <w:lang w:val="es_ES" w:bidi="es_ES"/>
-        </w:rPr>
-      </w:r>
     </w:p>
     <w:p>
       <w:pPr/>
@@ -8614,24 +4813,6 @@
         </w:rPr>
         <w:t xml:space="preserve"> En aquel tiempo estará sobre las campanillas de los caballos: SANTIDAD Á JEHOVÁ; y las ollas en la casa de Jehová serán como los tazones delante del altar.</w:t>
       </w:r>
-      <w:r>
-        <w:rPr>
-          <w:lang w:val="es_ES" w:bidi="es_ES"/>
-        </w:rPr>
-      </w:r>
-      <w:r>
-        <w:rPr>
-          <w:lang w:val="es_ES" w:bidi="es_ES"/>
-        </w:rPr>
-      </w:r>
-    </w:p>
-    <w:p>
-      <w:pPr/>
-      <w:r>
-        <w:rPr>
-          <w:lang w:val="es_ES" w:bidi="es_ES"/>
-        </w:rPr>
-      </w:r>
     </w:p>
     <w:p>
       <w:pPr/>
@@ -8652,16 +4833,6 @@
           <w:lang w:val="es_ES" w:bidi="es_ES"/>
         </w:rPr>
         <w:t xml:space="preserve"> Y será toda olla en Jerusalem y en Judá santidad á Jehová de los ejércitos: y todos los que sacrificaren, vendrán y tomarán de ellas, y cocerán en ellas: y no habrá más Cananeo alguno en la casa de Jehová de los ejércitos en aquel tiempo.</w:t>
-      </w:r>
-      <w:r>
-        <w:rPr>
-          <w:lang w:val="es_ES" w:bidi="es_ES"/>
-        </w:rPr>
-      </w:r>
-      <w:r>
-        <w:rPr>
-          <w:lang w:val="es_ES" w:bidi="es_ES"/>
-        </w:rPr>
       </w:r>
     </w:p>
     <w:sectPr>
